--- a/docs/week3/concept-check.docx
+++ b/docs/week3/concept-check.docx
@@ -1,6 +1,6 @@
 
 <file path=word/document.xml><?xml version="1.0" encoding="utf-8"?>
-<w:document xmlns:wpc="http://schemas.microsoft.com/office/word/2010/wordprocessingCanvas" xmlns:mc="http://schemas.openxmlformats.org/markup-compatibility/2006" xmlns:o="urn:schemas-microsoft-com:office:office" xmlns:r="http://schemas.openxmlformats.org/officeDocument/2006/relationships" xmlns:m="http://schemas.openxmlformats.org/officeDocument/2006/math" xmlns:v="urn:schemas-microsoft-com:vml" xmlns:wp14="http://schemas.microsoft.com/office/word/2010/wordprocessingDrawing" xmlns:wp="http://schemas.openxmlformats.org/drawingml/2006/wordprocessingDrawing" xmlns:w10="urn:schemas-microsoft-com:office:word" xmlns:w="http://schemas.openxmlformats.org/wordprocessingml/2006/main" xmlns:w14="http://schemas.microsoft.com/office/word/2010/wordml" xmlns:w15="http://schemas.microsoft.com/office/word/2012/wordml" xmlns:wpg="http://schemas.microsoft.com/office/word/2010/wordprocessingGroup" xmlns:wpi="http://schemas.microsoft.com/office/word/2010/wordprocessingInk" xmlns:wne="http://schemas.microsoft.com/office/word/2006/wordml" xmlns:wps="http://schemas.microsoft.com/office/word/2010/wordprocessingShape" xmlns:cx="http://schemas.microsoft.com/office/drawing/2014/chartex" xmlns:cx1="http://schemas.microsoft.com/office/drawing/2015/9/8/chartex" xmlns:cx2="http://schemas.microsoft.com/office/drawing/2015/10/21/chartex" xmlns:cx3="http://schemas.microsoft.com/office/drawing/2016/5/9/chartex" xmlns:cx4="http://schemas.microsoft.com/office/drawing/2016/5/10/chartex" xmlns:cx5="http://schemas.microsoft.com/office/drawing/2016/5/11/chartex" xmlns:cx6="http://schemas.microsoft.com/office/drawing/2016/5/12/chartex" xmlns:cx7="http://schemas.microsoft.com/office/drawing/2016/5/13/chartex" xmlns:cx8="http://schemas.microsoft.com/office/drawing/2016/5/14/chartex" xmlns:aink="http://schemas.microsoft.com/office/drawing/2016/ink" xmlns:am3d="http://schemas.microsoft.com/office/drawing/2017/model3d" xmlns:w16cex="http://schemas.microsoft.com/office/word/2018/wordml/cex" xmlns:w16cid="http://schemas.microsoft.com/office/word/2016/wordml/cid" xmlns:w16="http://schemas.microsoft.com/office/word/2018/wordml" xmlns:w16sdtdh="http://schemas.microsoft.com/office/word/2020/wordml/sdtdatahash" xmlns:w16se="http://schemas.microsoft.com/office/word/2015/wordml/symex" mc:Ignorable="w14 w15 wp14">
+<w:document xmlns:wpc="http://schemas.microsoft.com/office/word/2010/wordprocessingCanvas" xmlns:cx="http://schemas.microsoft.com/office/drawing/2014/chartex" xmlns:cx1="http://schemas.microsoft.com/office/drawing/2015/9/8/chartex" xmlns:cx2="http://schemas.microsoft.com/office/drawing/2015/10/21/chartex" xmlns:cx3="http://schemas.microsoft.com/office/drawing/2016/5/9/chartex" xmlns:cx4="http://schemas.microsoft.com/office/drawing/2016/5/10/chartex" xmlns:cx5="http://schemas.microsoft.com/office/drawing/2016/5/11/chartex" xmlns:cx6="http://schemas.microsoft.com/office/drawing/2016/5/12/chartex" xmlns:cx7="http://schemas.microsoft.com/office/drawing/2016/5/13/chartex" xmlns:cx8="http://schemas.microsoft.com/office/drawing/2016/5/14/chartex" xmlns:mc="http://schemas.openxmlformats.org/markup-compatibility/2006" xmlns:m="http://schemas.openxmlformats.org/officeDocument/2006/math" xmlns:aink="http://schemas.microsoft.com/office/drawing/2016/ink" xmlns:am3d="http://schemas.microsoft.com/office/drawing/2017/model3d" xmlns:oel="http://schemas.microsoft.com/office/2019/extlst" xmlns:r="http://schemas.openxmlformats.org/officeDocument/2006/relationships" xmlns:wp14="http://schemas.microsoft.com/office/word/2010/wordprocessingDrawing" xmlns:wp="http://schemas.openxmlformats.org/drawingml/2006/wordprocessingDrawing" xmlns:wpg="http://schemas.microsoft.com/office/word/2010/wordprocessingGroup" xmlns:wpi="http://schemas.microsoft.com/office/word/2010/wordprocessingInk" xmlns:wps="http://schemas.microsoft.com/office/word/2010/wordprocessingShape" xmlns:o="urn:schemas-microsoft-com:office:office" xmlns:v="urn:schemas-microsoft-com:vml" xmlns:w10="urn:schemas-microsoft-com:office:word" xmlns:w="http://schemas.openxmlformats.org/wordprocessingml/2006/main" xmlns:w14="http://schemas.microsoft.com/office/word/2010/wordml" xmlns:w15="http://schemas.microsoft.com/office/word/2012/wordml" xmlns:w16cex="http://schemas.microsoft.com/office/word/2018/wordml/cex" xmlns:w16cid="http://schemas.microsoft.com/office/word/2016/wordml/cid" xmlns:w16="http://schemas.microsoft.com/office/word/2018/wordml" xmlns:w16sdtdh="http://schemas.microsoft.com/office/word/2020/wordml/sdtdatahash" xmlns:w16sdtfl="http://schemas.microsoft.com/office/word/2024/wordml/sdtformatlock" xmlns:w16se="http://schemas.microsoft.com/office/word/2015/wordml/symex" xmlns:w16du="http://schemas.microsoft.com/office/word/2023/wordml/word16du" xmlns:wne="http://schemas.microsoft.com/office/word/2006/wordml" mc:Ignorable="w14 w15 w16se w16cid w16 w16cex w16sdtdh w16sdtfl w16du wp14">
   <w:body>
     <w:p>
       <w:pPr>
@@ -12,10 +12,8 @@
           <w:b/>
           <w:bCs/>
           <w:color w:val="1E2761"/>
-          <w:sz w:val="32"/>
-          <w:szCs w:val="32"/>
-        </w:rPr>
-        <w:t xml:space="preserve">Week 3 Concept Check — Product Return Request</w:t>
+        </w:rPr>
+        <w:t>Week 3 Concept Check — Product Return Request</w:t>
       </w:r>
     </w:p>
     <w:p>
@@ -30,12 +28,12 @@
           <w:sz w:val="22"/>
           <w:szCs w:val="22"/>
         </w:rPr>
-        <w:t xml:space="preserve">MIS 3371 • Transaction Processing Systems I • 12 points</w:t>
-      </w:r>
-    </w:p>
-    <w:p>
-      <w:pPr>
-        <w:spacing w:after="80" w:before="200"/>
+        <w:t>MIS 3371 • Transaction Processing Systems I • 12 points</w:t>
+      </w:r>
+    </w:p>
+    <w:p>
+      <w:pPr>
+        <w:spacing w:before="200" w:after="80"/>
       </w:pPr>
       <w:r>
         <w:rPr>
@@ -44,7 +42,7 @@
           <w:sz w:val="24"/>
           <w:szCs w:val="24"/>
         </w:rPr>
-        <w:t xml:space="preserve">1. What is the difference between a workflow step and a transaction state?</w:t>
+        <w:t>1. What is the difference between a workflow step and a transaction state?</w:t>
       </w:r>
     </w:p>
     <w:p>
@@ -56,12 +54,12 @@
           <w:sz w:val="22"/>
           <w:szCs w:val="22"/>
         </w:rPr>
-        <w:t xml:space="preserve">A workflow step is an action someone or something performs, like a customer submitting a form or the system validating an order. A transaction state is the condition the transaction sits in between those actions, like "Submitted" or "Pending Supervisor Review." Steps change the state; the state describes where the transaction currently stands.</w:t>
-      </w:r>
-    </w:p>
-    <w:p>
-      <w:pPr>
-        <w:spacing w:after="80" w:before="200"/>
+        <w:t>A workflow step is an action someone or something performs, like a customer submitting a form or the system validating an order. A transaction state is the condition the transaction sits in between those actions, like "Submitted" or "Pending Supervisor Review." Steps change the state; the state describes where the transaction currently stands.</w:t>
+      </w:r>
+    </w:p>
+    <w:p>
+      <w:pPr>
+        <w:spacing w:before="200" w:after="80"/>
       </w:pPr>
       <w:r>
         <w:rPr>
@@ -70,7 +68,7 @@
           <w:sz w:val="24"/>
           <w:szCs w:val="24"/>
         </w:rPr>
-        <w:t xml:space="preserve">2. When should a decision appear in a workflow model?</w:t>
+        <w:t>2. When should a decision appear in a workflow model?</w:t>
       </w:r>
     </w:p>
     <w:p>
@@ -82,12 +80,40 @@
           <w:sz w:val="22"/>
           <w:szCs w:val="22"/>
         </w:rPr>
-        <w:t xml:space="preserve">A decision belongs in a workflow model whenever the next step actually depends on a condition evaluated right there, such as whether an item falls within the 30-day window. If the process doesn't actually branch based on data or a rule, it isn't a real decision. A decision should mark a genuine fork in the flow, not just illustrate every possible outcome.</w:t>
-      </w:r>
-    </w:p>
-    <w:p>
-      <w:pPr>
-        <w:spacing w:after="80" w:before="200"/>
+        <w:t xml:space="preserve">A decision belongs in a workflow model whenever the next step </w:t>
+      </w:r>
+      <w:r>
+        <w:rPr>
+          <w:sz w:val="22"/>
+          <w:szCs w:val="22"/>
+        </w:rPr>
+        <w:t>depends</w:t>
+      </w:r>
+      <w:r>
+        <w:rPr>
+          <w:sz w:val="22"/>
+          <w:szCs w:val="22"/>
+        </w:rPr>
+        <w:t xml:space="preserve"> on a condition evaluated right there, such as whether an item falls within the 30-day window. If the process doesn't </w:t>
+      </w:r>
+      <w:r>
+        <w:rPr>
+          <w:sz w:val="22"/>
+          <w:szCs w:val="22"/>
+        </w:rPr>
+        <w:t>branch</w:t>
+      </w:r>
+      <w:r>
+        <w:rPr>
+          <w:sz w:val="22"/>
+          <w:szCs w:val="22"/>
+        </w:rPr>
+        <w:t xml:space="preserve"> based on data or a rule, it isn't a real decision. A decision should mark a genuine fork in the flow, not just illustrate every possible outcome.</w:t>
+      </w:r>
+    </w:p>
+    <w:p>
+      <w:pPr>
+        <w:spacing w:before="200" w:after="80"/>
       </w:pPr>
       <w:r>
         <w:rPr>
@@ -96,7 +122,7 @@
           <w:sz w:val="24"/>
           <w:szCs w:val="24"/>
         </w:rPr>
-        <w:t xml:space="preserve">3. Why should teams model at least one exception path?</w:t>
+        <w:t>3. Why should teams model at least one exception path?</w:t>
       </w:r>
     </w:p>
     <w:p>
@@ -108,12 +134,12 @@
           <w:sz w:val="22"/>
           <w:szCs w:val="22"/>
         </w:rPr>
-        <w:t xml:space="preserve">Real transactions fail or get rejected, so a model that only shows the happy path leaves the system with no defined behavior for invalid orders, policy violations, or plain errors. That gap tends to surface later as silent failures, inconsistent states, or people fixing things by hand.</w:t>
-      </w:r>
-    </w:p>
-    <w:p>
-      <w:pPr>
-        <w:spacing w:after="80" w:before="200"/>
+        <w:t>Real transactions fail or get rejected, so a model that only shows the happy path leaves the system with no defined behavior for invalid orders, policy violations, or plain errors. That gap tends to surface later as silent failures, inconsistent states, or people fixing things by hand.</w:t>
+      </w:r>
+    </w:p>
+    <w:p>
+      <w:pPr>
+        <w:spacing w:before="200" w:after="80"/>
       </w:pPr>
       <w:r>
         <w:rPr>
@@ -122,7 +148,7 @@
           <w:sz w:val="24"/>
           <w:szCs w:val="24"/>
         </w:rPr>
-        <w:t xml:space="preserve">4. Why is "Pending" often a weak state name?</w:t>
+        <w:t>4. Why is "Pending" often a weak state name?</w:t>
       </w:r>
     </w:p>
     <w:p>
@@ -134,12 +160,12 @@
           <w:sz w:val="22"/>
           <w:szCs w:val="22"/>
         </w:rPr>
-        <w:t xml:space="preserve">"Pending" is vague because it doesn't say what's pending or who needs to act next. "Pending Supervisor Review" works better because it names exactly what's blocking progress and whose job it is to move it forward.</w:t>
-      </w:r>
-    </w:p>
-    <w:p>
-      <w:pPr>
-        <w:spacing w:after="80" w:before="200"/>
+        <w:t>"Pending" is vague because it doesn't say what's pending or who needs to act next. "Pending Supervisor Review" works better because it names exactly what's blocking progress and whose job it is to move it forward.</w:t>
+      </w:r>
+    </w:p>
+    <w:p>
+      <w:pPr>
+        <w:spacing w:before="200" w:after="80"/>
       </w:pPr>
       <w:r>
         <w:rPr>
@@ -148,7 +174,7 @@
           <w:sz w:val="24"/>
           <w:szCs w:val="24"/>
         </w:rPr>
-        <w:t xml:space="preserve">5. What information belongs in a data dictionary?</w:t>
+        <w:t>5. What information belongs in a data dictionary?</w:t>
       </w:r>
     </w:p>
     <w:p>
@@ -160,12 +186,12 @@
           <w:sz w:val="22"/>
           <w:szCs w:val="22"/>
         </w:rPr>
-        <w:t xml:space="preserve">A data dictionary should record, for each field, its name, its meaning, its data type, whether it's required, where the value comes from (user-entered, derived, or system-assigned), any validation rule or constraint, and an example value.</w:t>
-      </w:r>
-    </w:p>
-    <w:p>
-      <w:pPr>
-        <w:spacing w:after="80" w:before="200"/>
+        <w:t>A data dictionary should record, for each field, its name, its meaning, its data type, whether it's required, where the value comes from (user-entered, derived, or system-assigned), any validation rule or constraint, and an example value.</w:t>
+      </w:r>
+    </w:p>
+    <w:p>
+      <w:pPr>
+        <w:spacing w:before="200" w:after="80"/>
       </w:pPr>
       <w:r>
         <w:rPr>
@@ -174,7 +200,7 @@
           <w:sz w:val="24"/>
           <w:szCs w:val="24"/>
         </w:rPr>
-        <w:t xml:space="preserve">6. Give one example of business data, control/state data, and audit data.</w:t>
+        <w:t>6. Give one example of business data, control/state data, and audit data.</w:t>
       </w:r>
     </w:p>
     <w:p>
@@ -186,12 +212,74 @@
           <w:sz w:val="22"/>
           <w:szCs w:val="22"/>
         </w:rPr>
-        <w:t xml:space="preserve">Business data describes what the transaction is actually about, like sku, quantity, or reason_code. Control or state data tracks where the transaction sits in its lifecycle, which here is just the status field. Audit data supports tracing what happened after the fact, like status_updated_at along with whatever triggered the change.</w:t>
-      </w:r>
-    </w:p>
-    <w:p>
-      <w:pPr>
-        <w:spacing w:after="80" w:before="200"/>
+        <w:t xml:space="preserve">Business data describes what the transaction is </w:t>
+      </w:r>
+      <w:r>
+        <w:rPr>
+          <w:sz w:val="22"/>
+          <w:szCs w:val="22"/>
+        </w:rPr>
+        <w:t>about</w:t>
+      </w:r>
+      <w:r>
+        <w:rPr>
+          <w:sz w:val="22"/>
+          <w:szCs w:val="22"/>
+        </w:rPr>
+        <w:t xml:space="preserve">, like </w:t>
+      </w:r>
+      <w:proofErr w:type="spellStart"/>
+      <w:r>
+        <w:rPr>
+          <w:sz w:val="22"/>
+          <w:szCs w:val="22"/>
+        </w:rPr>
+        <w:t>sku</w:t>
+      </w:r>
+      <w:proofErr w:type="spellEnd"/>
+      <w:r>
+        <w:rPr>
+          <w:sz w:val="22"/>
+          <w:szCs w:val="22"/>
+        </w:rPr>
+        <w:t xml:space="preserve">, quantity, or </w:t>
+      </w:r>
+      <w:proofErr w:type="spellStart"/>
+      <w:r>
+        <w:rPr>
+          <w:sz w:val="22"/>
+          <w:szCs w:val="22"/>
+        </w:rPr>
+        <w:t>reason_code</w:t>
+      </w:r>
+      <w:proofErr w:type="spellEnd"/>
+      <w:r>
+        <w:rPr>
+          <w:sz w:val="22"/>
+          <w:szCs w:val="22"/>
+        </w:rPr>
+        <w:t xml:space="preserve">. Control or state data tracks where the transaction sits in its lifecycle, which here is just the status field. Audit data supports tracing what happened after the fact, like </w:t>
+      </w:r>
+      <w:proofErr w:type="spellStart"/>
+      <w:r>
+        <w:rPr>
+          <w:sz w:val="22"/>
+          <w:szCs w:val="22"/>
+        </w:rPr>
+        <w:t>status_updated_at</w:t>
+      </w:r>
+      <w:proofErr w:type="spellEnd"/>
+      <w:r>
+        <w:rPr>
+          <w:sz w:val="22"/>
+          <w:szCs w:val="22"/>
+        </w:rPr>
+        <w:t xml:space="preserve"> along with whatever triggered the change.</w:t>
+      </w:r>
+    </w:p>
+    <w:p>
+      <w:pPr>
+        <w:spacing w:before="200" w:after="80"/>
       </w:pPr>
       <w:r>
         <w:rPr>
@@ -200,7 +288,7 @@
           <w:sz w:val="24"/>
           <w:szCs w:val="24"/>
         </w:rPr>
-        <w:t xml:space="preserve">7. Why should a transaction ID be stable and unique?</w:t>
+        <w:t>7. Why should a transaction ID be stable and unique?</w:t>
       </w:r>
     </w:p>
     <w:p>
@@ -212,12 +300,12 @@
           <w:sz w:val="22"/>
           <w:szCs w:val="22"/>
         </w:rPr>
-        <w:t xml:space="preserve">A transaction ID needs to be stable and unique because it's the one reference every system, screen, and conversation uses to point at that exact request. If it changed, or collided with another request's ID, status lookups, supervisor approvals, and audit records could all end up pointing at the wrong transaction.</w:t>
-      </w:r>
-    </w:p>
-    <w:p>
-      <w:pPr>
-        <w:spacing w:after="80" w:before="200"/>
+        <w:t>A transaction ID needs to be stable and unique because it's the one reference every system, screen, and conversation uses to point at that exact request. If it changed, or collided with another request's ID, status lookups, supervisor approvals, and audit records could all end up pointing at the wrong transaction.</w:t>
+      </w:r>
+    </w:p>
+    <w:p>
+      <w:pPr>
+        <w:spacing w:before="200" w:after="80"/>
       </w:pPr>
       <w:r>
         <w:rPr>
@@ -226,7 +314,7 @@
           <w:sz w:val="24"/>
           <w:szCs w:val="24"/>
         </w:rPr>
-        <w:t xml:space="preserve">8. What is the difference between user-entered, derived, and system-assigned data?</w:t>
+        <w:t>8. What is the difference between user-entered, derived, and system-assigned data?</w:t>
       </w:r>
     </w:p>
     <w:p>
@@ -238,12 +326,108 @@
           <w:sz w:val="22"/>
           <w:szCs w:val="22"/>
         </w:rPr>
-        <w:t xml:space="preserve">User-entered data comes straight from whoever filled out the form, like reason_code. Derived or calculated data gets computed from other fields instead of typed in directly, like requires_supervisor_review, which comes from reason_code and item_value. System-assigned data is generated by the system itself regardless of what the user entered, like return_id or submitted_at.</w:t>
-      </w:r>
-    </w:p>
-    <w:p>
-      <w:pPr>
-        <w:spacing w:after="80" w:before="200"/>
+        <w:t xml:space="preserve">User-entered data comes straight from whoever filled out the form, like </w:t>
+      </w:r>
+      <w:proofErr w:type="spellStart"/>
+      <w:r>
+        <w:rPr>
+          <w:sz w:val="22"/>
+          <w:szCs w:val="22"/>
+        </w:rPr>
+        <w:t>reason_code</w:t>
+      </w:r>
+      <w:proofErr w:type="spellEnd"/>
+      <w:r>
+        <w:rPr>
+          <w:sz w:val="22"/>
+          <w:szCs w:val="22"/>
+        </w:rPr>
+        <w:t xml:space="preserve">. Derived or calculated data gets computed from other fields instead of typed in directly, like </w:t>
+      </w:r>
+      <w:proofErr w:type="spellStart"/>
+      <w:r>
+        <w:rPr>
+          <w:sz w:val="22"/>
+          <w:szCs w:val="22"/>
+        </w:rPr>
+        <w:t>requires_supervisor_review</w:t>
+      </w:r>
+      <w:proofErr w:type="spellEnd"/>
+      <w:r>
+        <w:rPr>
+          <w:sz w:val="22"/>
+          <w:szCs w:val="22"/>
+        </w:rPr>
+        <w:t xml:space="preserve">, which comes from </w:t>
+      </w:r>
+      <w:proofErr w:type="spellStart"/>
+      <w:r>
+        <w:rPr>
+          <w:sz w:val="22"/>
+          <w:szCs w:val="22"/>
+        </w:rPr>
+        <w:t>reason_code</w:t>
+      </w:r>
+      <w:proofErr w:type="spellEnd"/>
+      <w:r>
+        <w:rPr>
+          <w:sz w:val="22"/>
+          <w:szCs w:val="22"/>
+        </w:rPr>
+        <w:t xml:space="preserve"> and </w:t>
+      </w:r>
+      <w:proofErr w:type="spellStart"/>
+      <w:r>
+        <w:rPr>
+          <w:sz w:val="22"/>
+          <w:szCs w:val="22"/>
+        </w:rPr>
+        <w:t>item_value</w:t>
+      </w:r>
+      <w:proofErr w:type="spellEnd"/>
+      <w:r>
+        <w:rPr>
+          <w:sz w:val="22"/>
+          <w:szCs w:val="22"/>
+        </w:rPr>
+        <w:t xml:space="preserve">. System-assigned data is generated by the system itself regardless of what the user entered, like </w:t>
+      </w:r>
+      <w:proofErr w:type="spellStart"/>
+      <w:r>
+        <w:rPr>
+          <w:sz w:val="22"/>
+          <w:szCs w:val="22"/>
+        </w:rPr>
+        <w:t>return_id</w:t>
+      </w:r>
+      <w:proofErr w:type="spellEnd"/>
+      <w:r>
+        <w:rPr>
+          <w:sz w:val="22"/>
+          <w:szCs w:val="22"/>
+        </w:rPr>
+        <w:t xml:space="preserve"> or </w:t>
+      </w:r>
+      <w:proofErr w:type="spellStart"/>
+      <w:r>
+        <w:rPr>
+          <w:sz w:val="22"/>
+          <w:szCs w:val="22"/>
+        </w:rPr>
+        <w:t>submitted_at</w:t>
+      </w:r>
+      <w:proofErr w:type="spellEnd"/>
+      <w:r>
+        <w:rPr>
+          <w:sz w:val="22"/>
+          <w:szCs w:val="22"/>
+        </w:rPr>
+        <w:t>.</w:t>
+      </w:r>
+    </w:p>
+    <w:p>
+      <w:pPr>
+        <w:spacing w:before="200" w:after="80"/>
       </w:pPr>
       <w:r>
         <w:rPr>
@@ -252,7 +436,7 @@
           <w:sz w:val="24"/>
           <w:szCs w:val="24"/>
         </w:rPr>
-        <w:t xml:space="preserve">9. Why might a field be optional in Draft but required in Approved?</w:t>
+        <w:t>9. Why might a field be optional in Draft but required in Approved?</w:t>
       </w:r>
     </w:p>
     <w:p>
@@ -264,12 +448,68 @@
           <w:sz w:val="22"/>
           <w:szCs w:val="22"/>
         </w:rPr>
-        <w:t xml:space="preserve">Early in a transaction's life, the system often needs to save incomplete work, like a draft return request, without requiring every field yet. Once the request reaches a state like Approved, though, it's a committed record, so any field needed to actually process it, like supervisor_decision on a routed request, has to be there.</w:t>
-      </w:r>
-    </w:p>
-    <w:p>
-      <w:pPr>
-        <w:spacing w:after="80" w:before="200"/>
+        <w:t xml:space="preserve">Early in a transaction's life, the system often needs to save incomplete work, like a draft return request, without requiring every field yet. Once the request reaches a state like Approved, though, it's </w:t>
+      </w:r>
+      <w:r>
+        <w:rPr>
+          <w:sz w:val="22"/>
+          <w:szCs w:val="22"/>
+        </w:rPr>
+        <w:lastRenderedPageBreak/>
+        <w:t xml:space="preserve">a committed record, so any field needed to </w:t>
+      </w:r>
+      <w:proofErr w:type="gramStart"/>
+      <w:r>
+        <w:rPr>
+          <w:sz w:val="22"/>
+          <w:szCs w:val="22"/>
+        </w:rPr>
+        <w:t>actually process</w:t>
+      </w:r>
+      <w:proofErr w:type="gramEnd"/>
+      <w:r>
+        <w:rPr>
+          <w:sz w:val="22"/>
+          <w:szCs w:val="22"/>
+        </w:rPr>
+        <w:t xml:space="preserve"> it, like </w:t>
+      </w:r>
+      <w:proofErr w:type="spellStart"/>
+      <w:r>
+        <w:rPr>
+          <w:sz w:val="22"/>
+          <w:szCs w:val="22"/>
+        </w:rPr>
+        <w:t>supervisor_decision</w:t>
+      </w:r>
+      <w:proofErr w:type="spellEnd"/>
+      <w:r>
+        <w:rPr>
+          <w:sz w:val="22"/>
+          <w:szCs w:val="22"/>
+        </w:rPr>
+        <w:t xml:space="preserve"> on a routed request, </w:t>
+      </w:r>
+      <w:proofErr w:type="gramStart"/>
+      <w:r>
+        <w:rPr>
+          <w:sz w:val="22"/>
+          <w:szCs w:val="22"/>
+        </w:rPr>
+        <w:t>has to</w:t>
+      </w:r>
+      <w:proofErr w:type="gramEnd"/>
+      <w:r>
+        <w:rPr>
+          <w:sz w:val="22"/>
+          <w:szCs w:val="22"/>
+        </w:rPr>
+        <w:t xml:space="preserve"> be there.</w:t>
+      </w:r>
+    </w:p>
+    <w:p>
+      <w:pPr>
+        <w:spacing w:before="200" w:after="80"/>
       </w:pPr>
       <w:r>
         <w:rPr>
@@ -278,7 +518,7 @@
           <w:sz w:val="24"/>
           <w:szCs w:val="24"/>
         </w:rPr>
-        <w:t xml:space="preserve">10. What belongs primarily in the presentation tier?</w:t>
+        <w:t>10. What belongs primarily in the presentation tier?</w:t>
       </w:r>
     </w:p>
     <w:p>
@@ -290,12 +530,28 @@
           <w:sz w:val="22"/>
           <w:szCs w:val="22"/>
         </w:rPr>
-        <w:t xml:space="preserve">The presentation tier's job is collecting input, giving quick feedback like required-field highlighting, and showing results back to the user. It handles interaction, but it isn't where the system decides what's true or where the record actually lives.</w:t>
-      </w:r>
-    </w:p>
-    <w:p>
-      <w:pPr>
-        <w:spacing w:after="80" w:before="200"/>
+        <w:t xml:space="preserve">The presentation tier's job is collecting input, giving quick feedback like required-field highlighting, and showing results back to the user. It handles interaction, but it isn't where the system decides what's true or where the record </w:t>
+      </w:r>
+      <w:proofErr w:type="gramStart"/>
+      <w:r>
+        <w:rPr>
+          <w:sz w:val="22"/>
+          <w:szCs w:val="22"/>
+        </w:rPr>
+        <w:t>actually lives</w:t>
+      </w:r>
+      <w:proofErr w:type="gramEnd"/>
+      <w:r>
+        <w:rPr>
+          <w:sz w:val="22"/>
+          <w:szCs w:val="22"/>
+        </w:rPr>
+        <w:t>.</w:t>
+      </w:r>
+    </w:p>
+    <w:p>
+      <w:pPr>
+        <w:spacing w:before="200" w:after="80"/>
       </w:pPr>
       <w:r>
         <w:rPr>
@@ -304,7 +560,7 @@
           <w:sz w:val="24"/>
           <w:szCs w:val="24"/>
         </w:rPr>
-        <w:t xml:space="preserve">11. Why must critical business rules also be enforced in application logic?</w:t>
+        <w:t>11. Why must critical business rules also be enforced in application logic?</w:t>
       </w:r>
     </w:p>
     <w:p>
@@ -316,12 +572,28 @@
           <w:sz w:val="22"/>
           <w:szCs w:val="22"/>
         </w:rPr>
-        <w:t xml:space="preserve">Critical business rules need to live in application logic too because presentation-tier checks, like client-side JavaScript or form validation, can be bypassed, turned off, or skipped entirely with a direct API call. If a rule like BR-4 only existed in the UI, a malicious or buggy client could submit a request that skips supervisor review. The application tier is the one place guaranteed to see every request, so it has to re-check the rule independently.</w:t>
-      </w:r>
-    </w:p>
-    <w:p>
-      <w:pPr>
-        <w:spacing w:after="80" w:before="200"/>
+        <w:t xml:space="preserve">Critical business rules need to live in application logic too because presentation-tier checks, like client-side JavaScript or form validation, can be bypassed, turned off, or skipped entirely with a direct API call. If a rule like BR-4 only existed in the UI, a malicious or buggy client could submit a request that skips supervisor review. The application tier is the one place guaranteed to see every request, so it </w:t>
+      </w:r>
+      <w:proofErr w:type="gramStart"/>
+      <w:r>
+        <w:rPr>
+          <w:sz w:val="22"/>
+          <w:szCs w:val="22"/>
+        </w:rPr>
+        <w:t>has to</w:t>
+      </w:r>
+      <w:proofErr w:type="gramEnd"/>
+      <w:r>
+        <w:rPr>
+          <w:sz w:val="22"/>
+          <w:szCs w:val="22"/>
+        </w:rPr>
+        <w:t xml:space="preserve"> re-check the rule independently.</w:t>
+      </w:r>
+    </w:p>
+    <w:p>
+      <w:pPr>
+        <w:spacing w:before="200" w:after="80"/>
       </w:pPr>
       <w:r>
         <w:rPr>
@@ -330,7 +602,7 @@
           <w:sz w:val="24"/>
           <w:szCs w:val="24"/>
         </w:rPr>
-        <w:t xml:space="preserve">12. What should the data tier preserve as the official record?</w:t>
+        <w:t>12. What should the data tier preserve as the official record?</w:t>
       </w:r>
     </w:p>
     <w:p>
@@ -342,102 +614,42 @@
           <w:sz w:val="22"/>
           <w:szCs w:val="22"/>
         </w:rPr>
-        <w:t xml:space="preserve">The data tier's job is to preserve the authoritative, persisted state of the transaction: the actual field values, the current status, and the full history of status changes. That record doesn't depend on what the presentation tier happens to be showing or what a client claims. It's what every other tier reads from and trusts.</w:t>
+        <w:t xml:space="preserve">The data tier's job is to preserve the authoritative, persisted state of the transaction: the actual field values, the </w:t>
+      </w:r>
+      <w:proofErr w:type="gramStart"/>
+      <w:r>
+        <w:rPr>
+          <w:sz w:val="22"/>
+          <w:szCs w:val="22"/>
+        </w:rPr>
+        <w:t>current status</w:t>
+      </w:r>
+      <w:proofErr w:type="gramEnd"/>
+      <w:r>
+        <w:rPr>
+          <w:sz w:val="22"/>
+          <w:szCs w:val="22"/>
+        </w:rPr>
+        <w:t>, and the full history of status changes. That record doesn't depend on what the presentation tier happens to be showing or what a client claims. It's what every other tier reads from and trusts.</w:t>
       </w:r>
     </w:p>
     <w:sectPr>
-      <w:pgSz w:w="11906" w:h="16838" w:orient="portrait"/>
+      <w:pgSz w:w="11906" w:h="16838"/>
       <w:pgMar w:top="1440" w:right="1440" w:bottom="1440" w:left="1440" w:header="708" w:footer="708" w:gutter="0"/>
-      <w:pgNumType/>
+      <w:cols w:space="720"/>
       <w:docGrid w:linePitch="360"/>
     </w:sectPr>
   </w:body>
 </w:document>
 </file>
 
-<file path=word/comments.xml><?xml version="1.0" encoding="utf-8"?>
-<w:comments xmlns:cx="http://schemas.microsoft.com/office/drawing/2014/chartex" xmlns:cx1="http://schemas.microsoft.com/office/drawing/2015/9/8/chartex" xmlns:cx2="http://schemas.microsoft.com/office/drawing/2015/10/21/chartex" xmlns:cx3="http://schemas.microsoft.com/office/drawing/2016/5/9/chartex" xmlns:cx4="http://schemas.microsoft.com/office/drawing/2016/5/10/chartex" xmlns:cx5="http://schemas.microsoft.com/office/drawing/2016/5/11/chartex" xmlns:cx6="http://schemas.microsoft.com/office/drawing/2016/5/12/chartex" xmlns:cx7="http://schemas.microsoft.com/office/drawing/2016/5/13/chartex" xmlns:cx8="http://schemas.microsoft.com/office/drawing/2016/5/14/chartex" xmlns:mc="http://schemas.openxmlformats.org/markup-compatibility/2006" xmlns:aink="http://schemas.microsoft.com/office/drawing/2016/ink" xmlns:am3d="http://schemas.microsoft.com/office/drawing/2017/model3d" xmlns:o="urn:schemas-microsoft-com:office:office" xmlns:r="http://schemas.openxmlformats.org/officeDocument/2006/relationships" xmlns:m="http://schemas.openxmlformats.org/officeDocument/2006/math" xmlns:v="urn:schemas-microsoft-com:vml" xmlns:wp14="http://schemas.microsoft.com/office/word/2010/wordprocessingDrawing" xmlns:wp="http://schemas.openxmlformats.org/drawingml/2006/wordprocessingDrawing" xmlns:w10="urn:schemas-microsoft-com:office:word" xmlns:w="http://schemas.openxmlformats.org/wordprocessingml/2006/main" xmlns:w14="http://schemas.microsoft.com/office/word/2010/wordml" xmlns:w15="http://schemas.microsoft.com/office/word/2012/wordml" xmlns:w16cex="http://schemas.microsoft.com/office/word/2018/wordml/cex" xmlns:w16cid="http://schemas.microsoft.com/office/word/2016/wordml/cid" xmlns:w16="http://schemas.microsoft.com/office/word/2018/wordml" xmlns:w16sdtdh="http://schemas.microsoft.com/office/word/2020/wordml/sdtdatahash" xmlns:w16se="http://schemas.microsoft.com/office/word/2015/wordml/symex" xmlns:wpg="http://schemas.microsoft.com/office/word/2010/wordprocessingGroup" xmlns:wpi="http://schemas.microsoft.com/office/word/2010/wordprocessingInk" xmlns:wne="http://schemas.microsoft.com/office/word/2006/wordml" xmlns:wps="http://schemas.microsoft.com/office/word/2010/wordprocessingShape"/>
-</file>
-
-<file path=word/endnotes.xml><?xml version="1.0" encoding="utf-8"?>
-<w:endnotes xmlns:wpc="http://schemas.microsoft.com/office/word/2010/wordprocessingCanvas" xmlns:mc="http://schemas.openxmlformats.org/markup-compatibility/2006" xmlns:o="urn:schemas-microsoft-com:office:office" xmlns:r="http://schemas.openxmlformats.org/officeDocument/2006/relationships" xmlns:m="http://schemas.openxmlformats.org/officeDocument/2006/math" xmlns:v="urn:schemas-microsoft-com:vml" xmlns:wp14="http://schemas.microsoft.com/office/word/2010/wordprocessingDrawing" xmlns:wp="http://schemas.openxmlformats.org/drawingml/2006/wordprocessingDrawing" xmlns:w10="urn:schemas-microsoft-com:office:word" xmlns:w="http://schemas.openxmlformats.org/wordprocessingml/2006/main" xmlns:w14="http://schemas.microsoft.com/office/word/2010/wordml" xmlns:w15="http://schemas.microsoft.com/office/word/2012/wordml" xmlns:wpg="http://schemas.microsoft.com/office/word/2010/wordprocessingGroup" xmlns:wpi="http://schemas.microsoft.com/office/word/2010/wordprocessingInk" xmlns:wne="http://schemas.microsoft.com/office/word/2006/wordml" xmlns:wps="http://schemas.microsoft.com/office/word/2010/wordprocessingShape" mc:Ignorable="w14 w15 wp14">
-  <w:endnote w:type="separator" w:id="-1">
-    <w:p>
-      <w:pPr>
-        <w:spacing w:after="0" w:line="240" w:lineRule="auto"/>
-      </w:pPr>
-      <w:r>
-        <w:rPr>
-          <w:rStyle w:val="EndnoteReference"/>
-        </w:rPr>
-        <w:endnoteRef/>
-      </w:r>
-      <w:r>
-        <w:separator/>
-      </w:r>
-    </w:p>
-  </w:endnote>
-  <w:endnote w:type="continuationSeparator" w:id="0">
-    <w:p>
-      <w:pPr>
-        <w:spacing w:after="0" w:line="240" w:lineRule="auto"/>
-      </w:pPr>
-      <w:r>
-        <w:rPr>
-          <w:rStyle w:val="EndnoteReference"/>
-        </w:rPr>
-        <w:endnoteRef/>
-      </w:r>
-      <w:r>
-        <w:continuationSeparator/>
-      </w:r>
-    </w:p>
-  </w:endnote>
-</w:endnotes>
-</file>
-
-<file path=word/footnotes.xml><?xml version="1.0" encoding="utf-8"?>
-<w:footnotes xmlns:wpc="http://schemas.microsoft.com/office/word/2010/wordprocessingCanvas" xmlns:mc="http://schemas.openxmlformats.org/markup-compatibility/2006" xmlns:o="urn:schemas-microsoft-com:office:office" xmlns:r="http://schemas.openxmlformats.org/officeDocument/2006/relationships" xmlns:m="http://schemas.openxmlformats.org/officeDocument/2006/math" xmlns:v="urn:schemas-microsoft-com:vml" xmlns:wp14="http://schemas.microsoft.com/office/word/2010/wordprocessingDrawing" xmlns:wp="http://schemas.openxmlformats.org/drawingml/2006/wordprocessingDrawing" xmlns:w10="urn:schemas-microsoft-com:office:word" xmlns:w="http://schemas.openxmlformats.org/wordprocessingml/2006/main" xmlns:w14="http://schemas.microsoft.com/office/word/2010/wordml" xmlns:w15="http://schemas.microsoft.com/office/word/2012/wordml" xmlns:wpg="http://schemas.microsoft.com/office/word/2010/wordprocessingGroup" xmlns:wpi="http://schemas.microsoft.com/office/word/2010/wordprocessingInk" xmlns:wne="http://schemas.microsoft.com/office/word/2006/wordml" xmlns:wps="http://schemas.microsoft.com/office/word/2010/wordprocessingShape" mc:Ignorable="w14 w15 wp14">
-  <w:footnote w:type="separator" w:id="-1">
-    <w:p>
-      <w:pPr>
-        <w:spacing w:after="0" w:line="240" w:lineRule="auto"/>
-      </w:pPr>
-      <w:r>
-        <w:rPr>
-          <w:rStyle w:val="FootnoteReference"/>
-        </w:rPr>
-        <w:footnoteRef/>
-      </w:r>
-      <w:r>
-        <w:separator/>
-      </w:r>
-    </w:p>
-  </w:footnote>
-  <w:footnote w:type="continuationSeparator" w:id="0">
-    <w:p>
-      <w:pPr>
-        <w:spacing w:after="0" w:line="240" w:lineRule="auto"/>
-      </w:pPr>
-      <w:r>
-        <w:rPr>
-          <w:rStyle w:val="FootnoteReference"/>
-        </w:rPr>
-        <w:footnoteRef/>
-      </w:r>
-      <w:r>
-        <w:continuationSeparator/>
-      </w:r>
-    </w:p>
-  </w:footnote>
-</w:footnotes>
-</file>
-
 <file path=word/numbering.xml><?xml version="1.0" encoding="utf-8"?>
-<w:numbering xmlns:wpc="http://schemas.microsoft.com/office/word/2010/wordprocessingCanvas" xmlns:mc="http://schemas.openxmlformats.org/markup-compatibility/2006" xmlns:o="urn:schemas-microsoft-com:office:office" xmlns:r="http://schemas.openxmlformats.org/officeDocument/2006/relationships" xmlns:m="http://schemas.openxmlformats.org/officeDocument/2006/math" xmlns:v="urn:schemas-microsoft-com:vml" xmlns:wp14="http://schemas.microsoft.com/office/word/2010/wordprocessingDrawing" xmlns:wp="http://schemas.openxmlformats.org/drawingml/2006/wordprocessingDrawing" xmlns:w10="urn:schemas-microsoft-com:office:word" xmlns:w="http://schemas.openxmlformats.org/wordprocessingml/2006/main" xmlns:w14="http://schemas.microsoft.com/office/word/2010/wordml" xmlns:w15="http://schemas.microsoft.com/office/word/2012/wordml" xmlns:wpg="http://schemas.microsoft.com/office/word/2010/wordprocessingGroup" xmlns:wpi="http://schemas.microsoft.com/office/word/2010/wordprocessingInk" xmlns:wne="http://schemas.microsoft.com/office/word/2006/wordml" xmlns:wps="http://schemas.microsoft.com/office/word/2010/wordprocessingShape" mc:Ignorable="w14 w15 wp14">
-  <w:abstractNum w:abstractNumId="1" w15:restartNumberingAfterBreak="0">
+<w:numbering xmlns:wpc="http://schemas.microsoft.com/office/word/2010/wordprocessingCanvas" xmlns:cx="http://schemas.microsoft.com/office/drawing/2014/chartex" xmlns:cx1="http://schemas.microsoft.com/office/drawing/2015/9/8/chartex" xmlns:cx2="http://schemas.microsoft.com/office/drawing/2015/10/21/chartex" xmlns:cx3="http://schemas.microsoft.com/office/drawing/2016/5/9/chartex" xmlns:cx4="http://schemas.microsoft.com/office/drawing/2016/5/10/chartex" xmlns:cx5="http://schemas.microsoft.com/office/drawing/2016/5/11/chartex" xmlns:cx6="http://schemas.microsoft.com/office/drawing/2016/5/12/chartex" xmlns:cx7="http://schemas.microsoft.com/office/drawing/2016/5/13/chartex" xmlns:cx8="http://schemas.microsoft.com/office/drawing/2016/5/14/chartex" xmlns:mc="http://schemas.openxmlformats.org/markup-compatibility/2006" xmlns:m="http://schemas.openxmlformats.org/officeDocument/2006/math" xmlns:aink="http://schemas.microsoft.com/office/drawing/2016/ink" xmlns:am3d="http://schemas.microsoft.com/office/drawing/2017/model3d" xmlns:oel="http://schemas.microsoft.com/office/2019/extlst" xmlns:r="http://schemas.openxmlformats.org/officeDocument/2006/relationships" xmlns:wp14="http://schemas.microsoft.com/office/word/2010/wordprocessingDrawing" xmlns:wp="http://schemas.openxmlformats.org/drawingml/2006/wordprocessingDrawing" xmlns:wpg="http://schemas.microsoft.com/office/word/2010/wordprocessingGroup" xmlns:wpi="http://schemas.microsoft.com/office/word/2010/wordprocessingInk" xmlns:wps="http://schemas.microsoft.com/office/word/2010/wordprocessingShape" xmlns:o="urn:schemas-microsoft-com:office:office" xmlns:v="urn:schemas-microsoft-com:vml" xmlns:w10="urn:schemas-microsoft-com:office:word" xmlns:w="http://schemas.openxmlformats.org/wordprocessingml/2006/main" xmlns:w14="http://schemas.microsoft.com/office/word/2010/wordml" xmlns:w15="http://schemas.microsoft.com/office/word/2012/wordml" xmlns:w16cex="http://schemas.microsoft.com/office/word/2018/wordml/cex" xmlns:w16cid="http://schemas.microsoft.com/office/word/2016/wordml/cid" xmlns:w16="http://schemas.microsoft.com/office/word/2018/wordml" xmlns:w16sdtdh="http://schemas.microsoft.com/office/word/2020/wordml/sdtdatahash" xmlns:w16sdtfl="http://schemas.microsoft.com/office/word/2024/wordml/sdtformatlock" xmlns:w16se="http://schemas.microsoft.com/office/word/2015/wordml/symex" xmlns:w16du="http://schemas.microsoft.com/office/word/2023/wordml/word16du" xmlns:wne="http://schemas.microsoft.com/office/word/2006/wordml" mc:Ignorable="w14 w15 w16se w16cid w16 w16cex w16sdtdh w16sdtfl w16du wp14">
+  <w:abstractNum w:abstractNumId="0" w15:restartNumberingAfterBreak="0">
+    <w:nsid w:val="7FC3247A"/>
     <w:multiLevelType w:val="hybridMultilevel"/>
-    <w:lvl w:ilvl="0" w15:tentative="1">
+    <w:tmpl w:val="4D007BFA"/>
+    <w:lvl w:ilvl="0" w:tplc="95741172">
       <w:start w:val="1"/>
       <w:numFmt w:val="bullet"/>
       <w:lvlText w:val="●"/>
@@ -446,7 +658,7 @@
         <w:ind w:left="720" w:hanging="360"/>
       </w:pPr>
     </w:lvl>
-    <w:lvl w:ilvl="1" w15:tentative="1">
+    <w:lvl w:ilvl="1" w:tplc="83F4BD20">
       <w:start w:val="1"/>
       <w:numFmt w:val="bullet"/>
       <w:lvlText w:val="○"/>
@@ -455,7 +667,7 @@
         <w:ind w:left="1440" w:hanging="360"/>
       </w:pPr>
     </w:lvl>
-    <w:lvl w:ilvl="2" w15:tentative="1">
+    <w:lvl w:ilvl="2" w:tplc="FFE0C25A">
       <w:start w:val="1"/>
       <w:numFmt w:val="bullet"/>
       <w:lvlText w:val="■"/>
@@ -464,7 +676,7 @@
         <w:ind w:left="2160" w:hanging="360"/>
       </w:pPr>
     </w:lvl>
-    <w:lvl w:ilvl="3" w15:tentative="1">
+    <w:lvl w:ilvl="3" w:tplc="8DB033C2">
       <w:start w:val="1"/>
       <w:numFmt w:val="bullet"/>
       <w:lvlText w:val="●"/>
@@ -473,7 +685,7 @@
         <w:ind w:left="2880" w:hanging="360"/>
       </w:pPr>
     </w:lvl>
-    <w:lvl w:ilvl="4" w15:tentative="1">
+    <w:lvl w:ilvl="4" w:tplc="FA02DB34">
       <w:start w:val="1"/>
       <w:numFmt w:val="bullet"/>
       <w:lvlText w:val="○"/>
@@ -482,7 +694,7 @@
         <w:ind w:left="3600" w:hanging="360"/>
       </w:pPr>
     </w:lvl>
-    <w:lvl w:ilvl="5" w15:tentative="1">
+    <w:lvl w:ilvl="5" w:tplc="FFF28492">
       <w:start w:val="1"/>
       <w:numFmt w:val="bullet"/>
       <w:lvlText w:val="■"/>
@@ -491,7 +703,7 @@
         <w:ind w:left="4320" w:hanging="360"/>
       </w:pPr>
     </w:lvl>
-    <w:lvl w:ilvl="6" w15:tentative="1">
+    <w:lvl w:ilvl="6" w:tplc="6C9E8740">
       <w:start w:val="1"/>
       <w:numFmt w:val="bullet"/>
       <w:lvlText w:val="●"/>
@@ -500,7 +712,7 @@
         <w:ind w:left="5040" w:hanging="360"/>
       </w:pPr>
     </w:lvl>
-    <w:lvl w:ilvl="7" w15:tentative="1">
+    <w:lvl w:ilvl="7" w:tplc="016CF010">
       <w:start w:val="1"/>
       <w:numFmt w:val="bullet"/>
       <w:lvlText w:val="●"/>
@@ -509,7 +721,7 @@
         <w:ind w:left="5760" w:hanging="360"/>
       </w:pPr>
     </w:lvl>
-    <w:lvl w:ilvl="8" w15:tentative="1">
+    <w:lvl w:ilvl="8" w:tplc="2DDCD656">
       <w:start w:val="1"/>
       <w:numFmt w:val="bullet"/>
       <w:lvlText w:val="●"/>
@@ -519,8 +731,8 @@
       </w:pPr>
     </w:lvl>
   </w:abstractNum>
-  <w:num w:numId="1">
-    <w:abstractNumId w:val="1"/>
+  <w:num w:numId="1" w16cid:durableId="502668727">
+    <w:abstractNumId w:val="0"/>
     <w:lvlOverride w:ilvl="0">
       <w:startOverride w:val="1"/>
     </w:lvlOverride>
@@ -529,87 +741,520 @@
 </file>
 
 <file path=word/styles.xml><?xml version="1.0" encoding="utf-8"?>
-<w:styles xmlns:mc="http://schemas.openxmlformats.org/markup-compatibility/2006" xmlns:r="http://schemas.openxmlformats.org/officeDocument/2006/relationships" xmlns:w="http://schemas.openxmlformats.org/wordprocessingml/2006/main" xmlns:w14="http://schemas.microsoft.com/office/word/2010/wordml" xmlns:w15="http://schemas.microsoft.com/office/word/2012/wordml" mc:Ignorable="w14 w15">
+<w:styles xmlns:mc="http://schemas.openxmlformats.org/markup-compatibility/2006" xmlns:r="http://schemas.openxmlformats.org/officeDocument/2006/relationships" xmlns:w="http://schemas.openxmlformats.org/wordprocessingml/2006/main" xmlns:w14="http://schemas.microsoft.com/office/word/2010/wordml" xmlns:w15="http://schemas.microsoft.com/office/word/2012/wordml" xmlns:w16cex="http://schemas.microsoft.com/office/word/2018/wordml/cex" xmlns:w16cid="http://schemas.microsoft.com/office/word/2016/wordml/cid" xmlns:w16="http://schemas.microsoft.com/office/word/2018/wordml" xmlns:w16sdtdh="http://schemas.microsoft.com/office/word/2020/wordml/sdtdatahash" xmlns:w16sdtfl="http://schemas.microsoft.com/office/word/2024/wordml/sdtformatlock" xmlns:w16se="http://schemas.microsoft.com/office/word/2015/wordml/symex" xmlns:w16du="http://schemas.microsoft.com/office/word/2023/wordml/word16du" mc:Ignorable="w14 w15 w16se w16cid w16 w16cex w16sdtdh w16sdtfl w16du">
   <w:docDefaults>
-    <w:rPrDefault/>
+    <w:rPrDefault>
+      <w:rPr>
+        <w:rFonts w:ascii="Times New Roman" w:eastAsia="Times New Roman" w:hAnsi="Times New Roman" w:cs="Times New Roman"/>
+        <w:lang w:val="en-US" w:eastAsia="en-US" w:bidi="ar-SA"/>
+      </w:rPr>
+    </w:rPrDefault>
     <w:pPrDefault/>
   </w:docDefaults>
+  <w:latentStyles w:defLockedState="0" w:defUIPriority="99" w:defSemiHidden="0" w:defUnhideWhenUsed="0" w:defQFormat="0" w:count="376">
+    <w:lsdException w:name="Normal" w:uiPriority="0" w:qFormat="1"/>
+    <w:lsdException w:name="heading 1" w:uiPriority="9" w:qFormat="1"/>
+    <w:lsdException w:name="heading 2" w:semiHidden="1" w:uiPriority="9" w:unhideWhenUsed="1" w:qFormat="1"/>
+    <w:lsdException w:name="heading 3" w:semiHidden="1" w:uiPriority="9" w:unhideWhenUsed="1" w:qFormat="1"/>
+    <w:lsdException w:name="heading 4" w:semiHidden="1" w:uiPriority="9" w:unhideWhenUsed="1" w:qFormat="1"/>
+    <w:lsdException w:name="heading 5" w:semiHidden="1" w:uiPriority="9" w:unhideWhenUsed="1" w:qFormat="1"/>
+    <w:lsdException w:name="heading 6" w:semiHidden="1" w:uiPriority="9" w:unhideWhenUsed="1" w:qFormat="1"/>
+    <w:lsdException w:name="heading 7" w:semiHidden="1" w:uiPriority="9" w:unhideWhenUsed="1" w:qFormat="1"/>
+    <w:lsdException w:name="heading 8" w:semiHidden="1" w:uiPriority="9" w:unhideWhenUsed="1" w:qFormat="1"/>
+    <w:lsdException w:name="heading 9" w:semiHidden="1" w:uiPriority="9" w:unhideWhenUsed="1" w:qFormat="1"/>
+    <w:lsdException w:name="index 1" w:semiHidden="1" w:unhideWhenUsed="1"/>
+    <w:lsdException w:name="index 2" w:semiHidden="1" w:unhideWhenUsed="1"/>
+    <w:lsdException w:name="index 3" w:semiHidden="1" w:unhideWhenUsed="1"/>
+    <w:lsdException w:name="index 4" w:semiHidden="1" w:unhideWhenUsed="1"/>
+    <w:lsdException w:name="index 5" w:semiHidden="1" w:unhideWhenUsed="1"/>
+    <w:lsdException w:name="index 6" w:semiHidden="1" w:unhideWhenUsed="1"/>
+    <w:lsdException w:name="index 7" w:semiHidden="1" w:unhideWhenUsed="1"/>
+    <w:lsdException w:name="index 8" w:semiHidden="1" w:unhideWhenUsed="1"/>
+    <w:lsdException w:name="index 9" w:semiHidden="1" w:unhideWhenUsed="1"/>
+    <w:lsdException w:name="toc 1" w:semiHidden="1" w:uiPriority="39" w:unhideWhenUsed="1"/>
+    <w:lsdException w:name="toc 2" w:semiHidden="1" w:uiPriority="39" w:unhideWhenUsed="1"/>
+    <w:lsdException w:name="toc 3" w:semiHidden="1" w:uiPriority="39" w:unhideWhenUsed="1"/>
+    <w:lsdException w:name="toc 4" w:semiHidden="1" w:uiPriority="39" w:unhideWhenUsed="1"/>
+    <w:lsdException w:name="toc 5" w:semiHidden="1" w:uiPriority="39" w:unhideWhenUsed="1"/>
+    <w:lsdException w:name="toc 6" w:semiHidden="1" w:uiPriority="39" w:unhideWhenUsed="1"/>
+    <w:lsdException w:name="toc 7" w:semiHidden="1" w:uiPriority="39" w:unhideWhenUsed="1"/>
+    <w:lsdException w:name="toc 8" w:semiHidden="1" w:uiPriority="39" w:unhideWhenUsed="1"/>
+    <w:lsdException w:name="toc 9" w:semiHidden="1" w:uiPriority="39" w:unhideWhenUsed="1"/>
+    <w:lsdException w:name="Normal Indent" w:semiHidden="1" w:unhideWhenUsed="1"/>
+    <w:lsdException w:name="footnote text" w:semiHidden="1" w:unhideWhenUsed="1"/>
+    <w:lsdException w:name="annotation text" w:semiHidden="1" w:unhideWhenUsed="1"/>
+    <w:lsdException w:name="header" w:semiHidden="1" w:unhideWhenUsed="1"/>
+    <w:lsdException w:name="footer" w:semiHidden="1" w:unhideWhenUsed="1"/>
+    <w:lsdException w:name="index heading" w:semiHidden="1" w:unhideWhenUsed="1"/>
+    <w:lsdException w:name="caption" w:semiHidden="1" w:uiPriority="35" w:unhideWhenUsed="1" w:qFormat="1"/>
+    <w:lsdException w:name="table of figures" w:semiHidden="1" w:unhideWhenUsed="1"/>
+    <w:lsdException w:name="envelope address" w:semiHidden="1" w:unhideWhenUsed="1"/>
+    <w:lsdException w:name="envelope return" w:semiHidden="1" w:unhideWhenUsed="1"/>
+    <w:lsdException w:name="footnote reference" w:semiHidden="1" w:unhideWhenUsed="1"/>
+    <w:lsdException w:name="annotation reference" w:semiHidden="1" w:unhideWhenUsed="1"/>
+    <w:lsdException w:name="line number" w:semiHidden="1" w:unhideWhenUsed="1"/>
+    <w:lsdException w:name="page number" w:semiHidden="1" w:unhideWhenUsed="1"/>
+    <w:lsdException w:name="endnote reference" w:semiHidden="1" w:unhideWhenUsed="1"/>
+    <w:lsdException w:name="endnote text" w:semiHidden="1" w:unhideWhenUsed="1"/>
+    <w:lsdException w:name="table of authorities" w:semiHidden="1" w:unhideWhenUsed="1"/>
+    <w:lsdException w:name="macro" w:semiHidden="1" w:unhideWhenUsed="1"/>
+    <w:lsdException w:name="toa heading" w:semiHidden="1" w:unhideWhenUsed="1"/>
+    <w:lsdException w:name="List" w:semiHidden="1" w:unhideWhenUsed="1"/>
+    <w:lsdException w:name="List Bullet" w:semiHidden="1" w:unhideWhenUsed="1"/>
+    <w:lsdException w:name="List Number" w:semiHidden="1" w:unhideWhenUsed="1"/>
+    <w:lsdException w:name="List 2" w:semiHidden="1" w:unhideWhenUsed="1"/>
+    <w:lsdException w:name="List 3" w:semiHidden="1" w:unhideWhenUsed="1"/>
+    <w:lsdException w:name="List 4" w:semiHidden="1" w:unhideWhenUsed="1"/>
+    <w:lsdException w:name="List 5" w:semiHidden="1" w:unhideWhenUsed="1"/>
+    <w:lsdException w:name="List Bullet 2" w:semiHidden="1" w:unhideWhenUsed="1"/>
+    <w:lsdException w:name="List Bullet 3" w:semiHidden="1" w:unhideWhenUsed="1"/>
+    <w:lsdException w:name="List Bullet 4" w:semiHidden="1" w:unhideWhenUsed="1"/>
+    <w:lsdException w:name="List Bullet 5" w:semiHidden="1" w:unhideWhenUsed="1"/>
+    <w:lsdException w:name="List Number 2" w:semiHidden="1" w:unhideWhenUsed="1"/>
+    <w:lsdException w:name="List Number 3" w:semiHidden="1" w:unhideWhenUsed="1"/>
+    <w:lsdException w:name="List Number 4" w:semiHidden="1" w:unhideWhenUsed="1"/>
+    <w:lsdException w:name="List Number 5" w:semiHidden="1" w:unhideWhenUsed="1"/>
+    <w:lsdException w:name="Title" w:uiPriority="10" w:qFormat="1"/>
+    <w:lsdException w:name="Closing" w:semiHidden="1" w:unhideWhenUsed="1"/>
+    <w:lsdException w:name="Signature" w:semiHidden="1" w:unhideWhenUsed="1"/>
+    <w:lsdException w:name="Default Paragraph Font" w:semiHidden="1" w:uiPriority="1" w:unhideWhenUsed="1"/>
+    <w:lsdException w:name="Body Text" w:semiHidden="1" w:unhideWhenUsed="1"/>
+    <w:lsdException w:name="Body Text Indent" w:semiHidden="1" w:unhideWhenUsed="1"/>
+    <w:lsdException w:name="List Continue" w:semiHidden="1" w:unhideWhenUsed="1"/>
+    <w:lsdException w:name="List Continue 2" w:semiHidden="1" w:unhideWhenUsed="1"/>
+    <w:lsdException w:name="List Continue 3" w:semiHidden="1" w:unhideWhenUsed="1"/>
+    <w:lsdException w:name="List Continue 4" w:semiHidden="1" w:unhideWhenUsed="1"/>
+    <w:lsdException w:name="List Continue 5" w:semiHidden="1" w:unhideWhenUsed="1"/>
+    <w:lsdException w:name="Message Header" w:semiHidden="1" w:unhideWhenUsed="1"/>
+    <w:lsdException w:name="Subtitle" w:uiPriority="11" w:qFormat="1"/>
+    <w:lsdException w:name="Salutation" w:semiHidden="1" w:unhideWhenUsed="1"/>
+    <w:lsdException w:name="Date" w:semiHidden="1" w:unhideWhenUsed="1"/>
+    <w:lsdException w:name="Body Text First Indent" w:semiHidden="1" w:unhideWhenUsed="1"/>
+    <w:lsdException w:name="Body Text First Indent 2" w:semiHidden="1" w:unhideWhenUsed="1"/>
+    <w:lsdException w:name="Note Heading" w:semiHidden="1" w:unhideWhenUsed="1"/>
+    <w:lsdException w:name="Body Text 2" w:semiHidden="1" w:unhideWhenUsed="1"/>
+    <w:lsdException w:name="Body Text 3" w:semiHidden="1" w:unhideWhenUsed="1"/>
+    <w:lsdException w:name="Body Text Indent 2" w:semiHidden="1" w:unhideWhenUsed="1"/>
+    <w:lsdException w:name="Body Text Indent 3" w:semiHidden="1" w:unhideWhenUsed="1"/>
+    <w:lsdException w:name="Block Text" w:semiHidden="1" w:unhideWhenUsed="1"/>
+    <w:lsdException w:name="Hyperlink" w:semiHidden="1" w:unhideWhenUsed="1"/>
+    <w:lsdException w:name="FollowedHyperlink" w:semiHidden="1" w:unhideWhenUsed="1"/>
+    <w:lsdException w:name="Strong" w:uiPriority="22" w:qFormat="1"/>
+    <w:lsdException w:name="Emphasis" w:uiPriority="20" w:qFormat="1"/>
+    <w:lsdException w:name="Document Map" w:semiHidden="1" w:unhideWhenUsed="1"/>
+    <w:lsdException w:name="Plain Text" w:semiHidden="1" w:unhideWhenUsed="1"/>
+    <w:lsdException w:name="E-mail Signature" w:semiHidden="1" w:unhideWhenUsed="1"/>
+    <w:lsdException w:name="HTML Top of Form" w:semiHidden="1" w:unhideWhenUsed="1"/>
+    <w:lsdException w:name="HTML Bottom of Form" w:semiHidden="1" w:unhideWhenUsed="1"/>
+    <w:lsdException w:name="Normal (Web)" w:semiHidden="1" w:unhideWhenUsed="1"/>
+    <w:lsdException w:name="HTML Acronym" w:semiHidden="1" w:unhideWhenUsed="1"/>
+    <w:lsdException w:name="HTML Address" w:semiHidden="1" w:unhideWhenUsed="1"/>
+    <w:lsdException w:name="HTML Cite" w:semiHidden="1" w:unhideWhenUsed="1"/>
+    <w:lsdException w:name="HTML Code" w:semiHidden="1" w:unhideWhenUsed="1"/>
+    <w:lsdException w:name="HTML Definition" w:semiHidden="1" w:unhideWhenUsed="1"/>
+    <w:lsdException w:name="HTML Keyboard" w:semiHidden="1" w:unhideWhenUsed="1"/>
+    <w:lsdException w:name="HTML Preformatted" w:semiHidden="1" w:unhideWhenUsed="1"/>
+    <w:lsdException w:name="HTML Sample" w:semiHidden="1" w:unhideWhenUsed="1"/>
+    <w:lsdException w:name="HTML Typewriter" w:semiHidden="1" w:unhideWhenUsed="1"/>
+    <w:lsdException w:name="HTML Variable" w:semiHidden="1" w:unhideWhenUsed="1"/>
+    <w:lsdException w:name="Normal Table" w:semiHidden="1" w:unhideWhenUsed="1"/>
+    <w:lsdException w:name="annotation subject" w:semiHidden="1" w:unhideWhenUsed="1"/>
+    <w:lsdException w:name="No List" w:semiHidden="1" w:unhideWhenUsed="1"/>
+    <w:lsdException w:name="Outline List 1" w:semiHidden="1" w:unhideWhenUsed="1"/>
+    <w:lsdException w:name="Outline List 2" w:semiHidden="1" w:unhideWhenUsed="1"/>
+    <w:lsdException w:name="Outline List 3" w:semiHidden="1" w:unhideWhenUsed="1"/>
+    <w:lsdException w:name="Table Simple 1" w:semiHidden="1" w:unhideWhenUsed="1"/>
+    <w:lsdException w:name="Table Simple 2" w:semiHidden="1" w:unhideWhenUsed="1"/>
+    <w:lsdException w:name="Table Simple 3" w:semiHidden="1" w:unhideWhenUsed="1"/>
+    <w:lsdException w:name="Table Classic 1" w:semiHidden="1" w:unhideWhenUsed="1"/>
+    <w:lsdException w:name="Table Classic 2" w:semiHidden="1" w:unhideWhenUsed="1"/>
+    <w:lsdException w:name="Table Classic 3" w:semiHidden="1" w:unhideWhenUsed="1"/>
+    <w:lsdException w:name="Table Classic 4" w:semiHidden="1" w:unhideWhenUsed="1"/>
+    <w:lsdException w:name="Table Colorful 1" w:semiHidden="1" w:unhideWhenUsed="1"/>
+    <w:lsdException w:name="Table Colorful 2" w:semiHidden="1" w:unhideWhenUsed="1"/>
+    <w:lsdException w:name="Table Colorful 3" w:semiHidden="1" w:unhideWhenUsed="1"/>
+    <w:lsdException w:name="Table Columns 1" w:semiHidden="1" w:unhideWhenUsed="1"/>
+    <w:lsdException w:name="Table Columns 2" w:semiHidden="1" w:unhideWhenUsed="1"/>
+    <w:lsdException w:name="Table Columns 3" w:semiHidden="1" w:unhideWhenUsed="1"/>
+    <w:lsdException w:name="Table Columns 4" w:semiHidden="1" w:unhideWhenUsed="1"/>
+    <w:lsdException w:name="Table Columns 5" w:semiHidden="1" w:unhideWhenUsed="1"/>
+    <w:lsdException w:name="Table Grid 1" w:semiHidden="1" w:unhideWhenUsed="1"/>
+    <w:lsdException w:name="Table Grid 2" w:semiHidden="1" w:unhideWhenUsed="1"/>
+    <w:lsdException w:name="Table Grid 3" w:semiHidden="1" w:unhideWhenUsed="1"/>
+    <w:lsdException w:name="Table Grid 4" w:semiHidden="1" w:unhideWhenUsed="1"/>
+    <w:lsdException w:name="Table Grid 5" w:semiHidden="1" w:unhideWhenUsed="1"/>
+    <w:lsdException w:name="Table Grid 6" w:semiHidden="1" w:unhideWhenUsed="1"/>
+    <w:lsdException w:name="Table Grid 7" w:semiHidden="1" w:unhideWhenUsed="1"/>
+    <w:lsdException w:name="Table Grid 8" w:semiHidden="1" w:unhideWhenUsed="1"/>
+    <w:lsdException w:name="Table List 1" w:semiHidden="1" w:unhideWhenUsed="1"/>
+    <w:lsdException w:name="Table List 2" w:semiHidden="1" w:unhideWhenUsed="1"/>
+    <w:lsdException w:name="Table List 3" w:semiHidden="1" w:unhideWhenUsed="1"/>
+    <w:lsdException w:name="Table List 4" w:semiHidden="1" w:unhideWhenUsed="1"/>
+    <w:lsdException w:name="Table List 5" w:semiHidden="1" w:unhideWhenUsed="1"/>
+    <w:lsdException w:name="Table List 6" w:semiHidden="1" w:unhideWhenUsed="1"/>
+    <w:lsdException w:name="Table List 7" w:semiHidden="1" w:unhideWhenUsed="1"/>
+    <w:lsdException w:name="Table List 8" w:semiHidden="1" w:unhideWhenUsed="1"/>
+    <w:lsdException w:name="Table 3D effects 1" w:semiHidden="1" w:unhideWhenUsed="1"/>
+    <w:lsdException w:name="Table 3D effects 2" w:semiHidden="1" w:unhideWhenUsed="1"/>
+    <w:lsdException w:name="Table 3D effects 3" w:semiHidden="1" w:unhideWhenUsed="1"/>
+    <w:lsdException w:name="Table Contemporary" w:semiHidden="1" w:unhideWhenUsed="1"/>
+    <w:lsdException w:name="Table Elegant" w:semiHidden="1" w:unhideWhenUsed="1"/>
+    <w:lsdException w:name="Table Professional" w:semiHidden="1" w:unhideWhenUsed="1"/>
+    <w:lsdException w:name="Table Subtle 1" w:semiHidden="1" w:unhideWhenUsed="1"/>
+    <w:lsdException w:name="Table Subtle 2" w:semiHidden="1" w:unhideWhenUsed="1"/>
+    <w:lsdException w:name="Table Web 1" w:semiHidden="1" w:unhideWhenUsed="1"/>
+    <w:lsdException w:name="Table Web 2" w:semiHidden="1" w:unhideWhenUsed="1"/>
+    <w:lsdException w:name="Table Web 3" w:semiHidden="1" w:unhideWhenUsed="1"/>
+    <w:lsdException w:name="Balloon Text" w:semiHidden="1" w:unhideWhenUsed="1"/>
+    <w:lsdException w:name="Table Grid" w:uiPriority="39"/>
+    <w:lsdException w:name="Table Theme" w:semiHidden="1" w:unhideWhenUsed="1"/>
+    <w:lsdException w:name="Placeholder Text" w:semiHidden="1"/>
+    <w:lsdException w:name="No Spacing" w:uiPriority="1" w:qFormat="1"/>
+    <w:lsdException w:name="Light Shading" w:uiPriority="60"/>
+    <w:lsdException w:name="Light List" w:uiPriority="61"/>
+    <w:lsdException w:name="Light Grid" w:uiPriority="62"/>
+    <w:lsdException w:name="Medium Shading 1" w:uiPriority="63"/>
+    <w:lsdException w:name="Medium Shading 2" w:uiPriority="64"/>
+    <w:lsdException w:name="Medium List 1" w:uiPriority="65"/>
+    <w:lsdException w:name="Medium List 2" w:uiPriority="66"/>
+    <w:lsdException w:name="Medium Grid 1" w:uiPriority="67"/>
+    <w:lsdException w:name="Medium Grid 2" w:uiPriority="68"/>
+    <w:lsdException w:name="Medium Grid 3" w:uiPriority="69"/>
+    <w:lsdException w:name="Dark List" w:uiPriority="70"/>
+    <w:lsdException w:name="Colorful Shading" w:uiPriority="71"/>
+    <w:lsdException w:name="Colorful List" w:uiPriority="72"/>
+    <w:lsdException w:name="Colorful Grid" w:uiPriority="73"/>
+    <w:lsdException w:name="Light Shading Accent 1" w:uiPriority="60"/>
+    <w:lsdException w:name="Light List Accent 1" w:uiPriority="61"/>
+    <w:lsdException w:name="Light Grid Accent 1" w:uiPriority="62"/>
+    <w:lsdException w:name="Medium Shading 1 Accent 1" w:uiPriority="63"/>
+    <w:lsdException w:name="Medium Shading 2 Accent 1" w:uiPriority="64"/>
+    <w:lsdException w:name="Medium List 1 Accent 1" w:uiPriority="65"/>
+    <w:lsdException w:name="Revision" w:semiHidden="1"/>
+    <w:lsdException w:name="List Paragraph" w:uiPriority="34" w:qFormat="1"/>
+    <w:lsdException w:name="Quote" w:uiPriority="29" w:qFormat="1"/>
+    <w:lsdException w:name="Intense Quote" w:uiPriority="30" w:qFormat="1"/>
+    <w:lsdException w:name="Medium List 2 Accent 1" w:uiPriority="66"/>
+    <w:lsdException w:name="Medium Grid 1 Accent 1" w:uiPriority="67"/>
+    <w:lsdException w:name="Medium Grid 2 Accent 1" w:uiPriority="68"/>
+    <w:lsdException w:name="Medium Grid 3 Accent 1" w:uiPriority="69"/>
+    <w:lsdException w:name="Dark List Accent 1" w:uiPriority="70"/>
+    <w:lsdException w:name="Colorful Shading Accent 1" w:uiPriority="71"/>
+    <w:lsdException w:name="Colorful List Accent 1" w:uiPriority="72"/>
+    <w:lsdException w:name="Colorful Grid Accent 1" w:uiPriority="73"/>
+    <w:lsdException w:name="Light Shading Accent 2" w:uiPriority="60"/>
+    <w:lsdException w:name="Light List Accent 2" w:uiPriority="61"/>
+    <w:lsdException w:name="Light Grid Accent 2" w:uiPriority="62"/>
+    <w:lsdException w:name="Medium Shading 1 Accent 2" w:uiPriority="63"/>
+    <w:lsdException w:name="Medium Shading 2 Accent 2" w:uiPriority="64"/>
+    <w:lsdException w:name="Medium List 1 Accent 2" w:uiPriority="65"/>
+    <w:lsdException w:name="Medium List 2 Accent 2" w:uiPriority="66"/>
+    <w:lsdException w:name="Medium Grid 1 Accent 2" w:uiPriority="67"/>
+    <w:lsdException w:name="Medium Grid 2 Accent 2" w:uiPriority="68"/>
+    <w:lsdException w:name="Medium Grid 3 Accent 2" w:uiPriority="69"/>
+    <w:lsdException w:name="Dark List Accent 2" w:uiPriority="70"/>
+    <w:lsdException w:name="Colorful Shading Accent 2" w:uiPriority="71"/>
+    <w:lsdException w:name="Colorful List Accent 2" w:uiPriority="72"/>
+    <w:lsdException w:name="Colorful Grid Accent 2" w:uiPriority="73"/>
+    <w:lsdException w:name="Light Shading Accent 3" w:uiPriority="60"/>
+    <w:lsdException w:name="Light List Accent 3" w:uiPriority="61"/>
+    <w:lsdException w:name="Light Grid Accent 3" w:uiPriority="62"/>
+    <w:lsdException w:name="Medium Shading 1 Accent 3" w:uiPriority="63"/>
+    <w:lsdException w:name="Medium Shading 2 Accent 3" w:uiPriority="64"/>
+    <w:lsdException w:name="Medium List 1 Accent 3" w:uiPriority="65"/>
+    <w:lsdException w:name="Medium List 2 Accent 3" w:uiPriority="66"/>
+    <w:lsdException w:name="Medium Grid 1 Accent 3" w:uiPriority="67"/>
+    <w:lsdException w:name="Medium Grid 2 Accent 3" w:uiPriority="68"/>
+    <w:lsdException w:name="Medium Grid 3 Accent 3" w:uiPriority="69"/>
+    <w:lsdException w:name="Dark List Accent 3" w:uiPriority="70"/>
+    <w:lsdException w:name="Colorful Shading Accent 3" w:uiPriority="71"/>
+    <w:lsdException w:name="Colorful List Accent 3" w:uiPriority="72"/>
+    <w:lsdException w:name="Colorful Grid Accent 3" w:uiPriority="73"/>
+    <w:lsdException w:name="Light Shading Accent 4" w:uiPriority="60"/>
+    <w:lsdException w:name="Light List Accent 4" w:uiPriority="61"/>
+    <w:lsdException w:name="Light Grid Accent 4" w:uiPriority="62"/>
+    <w:lsdException w:name="Medium Shading 1 Accent 4" w:uiPriority="63"/>
+    <w:lsdException w:name="Medium Shading 2 Accent 4" w:uiPriority="64"/>
+    <w:lsdException w:name="Medium List 1 Accent 4" w:uiPriority="65"/>
+    <w:lsdException w:name="Medium List 2 Accent 4" w:uiPriority="66"/>
+    <w:lsdException w:name="Medium Grid 1 Accent 4" w:uiPriority="67"/>
+    <w:lsdException w:name="Medium Grid 2 Accent 4" w:uiPriority="68"/>
+    <w:lsdException w:name="Medium Grid 3 Accent 4" w:uiPriority="69"/>
+    <w:lsdException w:name="Dark List Accent 4" w:uiPriority="70"/>
+    <w:lsdException w:name="Colorful Shading Accent 4" w:uiPriority="71"/>
+    <w:lsdException w:name="Colorful List Accent 4" w:uiPriority="72"/>
+    <w:lsdException w:name="Colorful Grid Accent 4" w:uiPriority="73"/>
+    <w:lsdException w:name="Light Shading Accent 5" w:uiPriority="60"/>
+    <w:lsdException w:name="Light List Accent 5" w:uiPriority="61"/>
+    <w:lsdException w:name="Light Grid Accent 5" w:uiPriority="62"/>
+    <w:lsdException w:name="Medium Shading 1 Accent 5" w:uiPriority="63"/>
+    <w:lsdException w:name="Medium Shading 2 Accent 5" w:uiPriority="64"/>
+    <w:lsdException w:name="Medium List 1 Accent 5" w:uiPriority="65"/>
+    <w:lsdException w:name="Medium List 2 Accent 5" w:uiPriority="66"/>
+    <w:lsdException w:name="Medium Grid 1 Accent 5" w:uiPriority="67"/>
+    <w:lsdException w:name="Medium Grid 2 Accent 5" w:uiPriority="68"/>
+    <w:lsdException w:name="Medium Grid 3 Accent 5" w:uiPriority="69"/>
+    <w:lsdException w:name="Dark List Accent 5" w:uiPriority="70"/>
+    <w:lsdException w:name="Colorful Shading Accent 5" w:uiPriority="71"/>
+    <w:lsdException w:name="Colorful List Accent 5" w:uiPriority="72"/>
+    <w:lsdException w:name="Colorful Grid Accent 5" w:uiPriority="73"/>
+    <w:lsdException w:name="Light Shading Accent 6" w:uiPriority="60"/>
+    <w:lsdException w:name="Light List Accent 6" w:uiPriority="61"/>
+    <w:lsdException w:name="Light Grid Accent 6" w:uiPriority="62"/>
+    <w:lsdException w:name="Medium Shading 1 Accent 6" w:uiPriority="63"/>
+    <w:lsdException w:name="Medium Shading 2 Accent 6" w:uiPriority="64"/>
+    <w:lsdException w:name="Medium List 1 Accent 6" w:uiPriority="65"/>
+    <w:lsdException w:name="Medium List 2 Accent 6" w:uiPriority="66"/>
+    <w:lsdException w:name="Medium Grid 1 Accent 6" w:uiPriority="67"/>
+    <w:lsdException w:name="Medium Grid 2 Accent 6" w:uiPriority="68"/>
+    <w:lsdException w:name="Medium Grid 3 Accent 6" w:uiPriority="69"/>
+    <w:lsdException w:name="Dark List Accent 6" w:uiPriority="70"/>
+    <w:lsdException w:name="Colorful Shading Accent 6" w:uiPriority="71"/>
+    <w:lsdException w:name="Colorful List Accent 6" w:uiPriority="72"/>
+    <w:lsdException w:name="Colorful Grid Accent 6" w:uiPriority="73"/>
+    <w:lsdException w:name="Subtle Emphasis" w:uiPriority="19" w:qFormat="1"/>
+    <w:lsdException w:name="Intense Emphasis" w:uiPriority="21" w:qFormat="1"/>
+    <w:lsdException w:name="Subtle Reference" w:uiPriority="31" w:qFormat="1"/>
+    <w:lsdException w:name="Intense Reference" w:uiPriority="32" w:qFormat="1"/>
+    <w:lsdException w:name="Book Title" w:uiPriority="33" w:qFormat="1"/>
+    <w:lsdException w:name="Bibliography" w:semiHidden="1" w:uiPriority="37" w:unhideWhenUsed="1"/>
+    <w:lsdException w:name="TOC Heading" w:semiHidden="1" w:uiPriority="39" w:unhideWhenUsed="1" w:qFormat="1"/>
+    <w:lsdException w:name="Plain Table 1" w:uiPriority="41"/>
+    <w:lsdException w:name="Plain Table 2" w:uiPriority="42"/>
+    <w:lsdException w:name="Plain Table 3" w:uiPriority="43"/>
+    <w:lsdException w:name="Plain Table 4" w:uiPriority="44"/>
+    <w:lsdException w:name="Plain Table 5" w:uiPriority="45"/>
+    <w:lsdException w:name="Grid Table Light" w:uiPriority="40"/>
+    <w:lsdException w:name="Grid Table 1 Light" w:uiPriority="46"/>
+    <w:lsdException w:name="Grid Table 2" w:uiPriority="47"/>
+    <w:lsdException w:name="Grid Table 3" w:uiPriority="48"/>
+    <w:lsdException w:name="Grid Table 4" w:uiPriority="49"/>
+    <w:lsdException w:name="Grid Table 5 Dark" w:uiPriority="50"/>
+    <w:lsdException w:name="Grid Table 6 Colorful" w:uiPriority="51"/>
+    <w:lsdException w:name="Grid Table 7 Colorful" w:uiPriority="52"/>
+    <w:lsdException w:name="Grid Table 1 Light Accent 1" w:uiPriority="46"/>
+    <w:lsdException w:name="Grid Table 2 Accent 1" w:uiPriority="47"/>
+    <w:lsdException w:name="Grid Table 3 Accent 1" w:uiPriority="48"/>
+    <w:lsdException w:name="Grid Table 4 Accent 1" w:uiPriority="49"/>
+    <w:lsdException w:name="Grid Table 5 Dark Accent 1" w:uiPriority="50"/>
+    <w:lsdException w:name="Grid Table 6 Colorful Accent 1" w:uiPriority="51"/>
+    <w:lsdException w:name="Grid Table 7 Colorful Accent 1" w:uiPriority="52"/>
+    <w:lsdException w:name="Grid Table 1 Light Accent 2" w:uiPriority="46"/>
+    <w:lsdException w:name="Grid Table 2 Accent 2" w:uiPriority="47"/>
+    <w:lsdException w:name="Grid Table 3 Accent 2" w:uiPriority="48"/>
+    <w:lsdException w:name="Grid Table 4 Accent 2" w:uiPriority="49"/>
+    <w:lsdException w:name="Grid Table 5 Dark Accent 2" w:uiPriority="50"/>
+    <w:lsdException w:name="Grid Table 6 Colorful Accent 2" w:uiPriority="51"/>
+    <w:lsdException w:name="Grid Table 7 Colorful Accent 2" w:uiPriority="52"/>
+    <w:lsdException w:name="Grid Table 1 Light Accent 3" w:uiPriority="46"/>
+    <w:lsdException w:name="Grid Table 2 Accent 3" w:uiPriority="47"/>
+    <w:lsdException w:name="Grid Table 3 Accent 3" w:uiPriority="48"/>
+    <w:lsdException w:name="Grid Table 4 Accent 3" w:uiPriority="49"/>
+    <w:lsdException w:name="Grid Table 5 Dark Accent 3" w:uiPriority="50"/>
+    <w:lsdException w:name="Grid Table 6 Colorful Accent 3" w:uiPriority="51"/>
+    <w:lsdException w:name="Grid Table 7 Colorful Accent 3" w:uiPriority="52"/>
+    <w:lsdException w:name="Grid Table 1 Light Accent 4" w:uiPriority="46"/>
+    <w:lsdException w:name="Grid Table 2 Accent 4" w:uiPriority="47"/>
+    <w:lsdException w:name="Grid Table 3 Accent 4" w:uiPriority="48"/>
+    <w:lsdException w:name="Grid Table 4 Accent 4" w:uiPriority="49"/>
+    <w:lsdException w:name="Grid Table 5 Dark Accent 4" w:uiPriority="50"/>
+    <w:lsdException w:name="Grid Table 6 Colorful Accent 4" w:uiPriority="51"/>
+    <w:lsdException w:name="Grid Table 7 Colorful Accent 4" w:uiPriority="52"/>
+    <w:lsdException w:name="Grid Table 1 Light Accent 5" w:uiPriority="46"/>
+    <w:lsdException w:name="Grid Table 2 Accent 5" w:uiPriority="47"/>
+    <w:lsdException w:name="Grid Table 3 Accent 5" w:uiPriority="48"/>
+    <w:lsdException w:name="Grid Table 4 Accent 5" w:uiPriority="49"/>
+    <w:lsdException w:name="Grid Table 5 Dark Accent 5" w:uiPriority="50"/>
+    <w:lsdException w:name="Grid Table 6 Colorful Accent 5" w:uiPriority="51"/>
+    <w:lsdException w:name="Grid Table 7 Colorful Accent 5" w:uiPriority="52"/>
+    <w:lsdException w:name="Grid Table 1 Light Accent 6" w:uiPriority="46"/>
+    <w:lsdException w:name="Grid Table 2 Accent 6" w:uiPriority="47"/>
+    <w:lsdException w:name="Grid Table 3 Accent 6" w:uiPriority="48"/>
+    <w:lsdException w:name="Grid Table 4 Accent 6" w:uiPriority="49"/>
+    <w:lsdException w:name="Grid Table 5 Dark Accent 6" w:uiPriority="50"/>
+    <w:lsdException w:name="Grid Table 6 Colorful Accent 6" w:uiPriority="51"/>
+    <w:lsdException w:name="Grid Table 7 Colorful Accent 6" w:uiPriority="52"/>
+    <w:lsdException w:name="List Table 1 Light" w:uiPriority="46"/>
+    <w:lsdException w:name="List Table 2" w:uiPriority="47"/>
+    <w:lsdException w:name="List Table 3" w:uiPriority="48"/>
+    <w:lsdException w:name="List Table 4" w:uiPriority="49"/>
+    <w:lsdException w:name="List Table 5 Dark" w:uiPriority="50"/>
+    <w:lsdException w:name="List Table 6 Colorful" w:uiPriority="51"/>
+    <w:lsdException w:name="List Table 7 Colorful" w:uiPriority="52"/>
+    <w:lsdException w:name="List Table 1 Light Accent 1" w:uiPriority="46"/>
+    <w:lsdException w:name="List Table 2 Accent 1" w:uiPriority="47"/>
+    <w:lsdException w:name="List Table 3 Accent 1" w:uiPriority="48"/>
+    <w:lsdException w:name="List Table 4 Accent 1" w:uiPriority="49"/>
+    <w:lsdException w:name="List Table 5 Dark Accent 1" w:uiPriority="50"/>
+    <w:lsdException w:name="List Table 6 Colorful Accent 1" w:uiPriority="51"/>
+    <w:lsdException w:name="List Table 7 Colorful Accent 1" w:uiPriority="52"/>
+    <w:lsdException w:name="List Table 1 Light Accent 2" w:uiPriority="46"/>
+    <w:lsdException w:name="List Table 2 Accent 2" w:uiPriority="47"/>
+    <w:lsdException w:name="List Table 3 Accent 2" w:uiPriority="48"/>
+    <w:lsdException w:name="List Table 4 Accent 2" w:uiPriority="49"/>
+    <w:lsdException w:name="List Table 5 Dark Accent 2" w:uiPriority="50"/>
+    <w:lsdException w:name="List Table 6 Colorful Accent 2" w:uiPriority="51"/>
+    <w:lsdException w:name="List Table 7 Colorful Accent 2" w:uiPriority="52"/>
+    <w:lsdException w:name="List Table 1 Light Accent 3" w:uiPriority="46"/>
+    <w:lsdException w:name="List Table 2 Accent 3" w:uiPriority="47"/>
+    <w:lsdException w:name="List Table 3 Accent 3" w:uiPriority="48"/>
+    <w:lsdException w:name="List Table 4 Accent 3" w:uiPriority="49"/>
+    <w:lsdException w:name="List Table 5 Dark Accent 3" w:uiPriority="50"/>
+    <w:lsdException w:name="List Table 6 Colorful Accent 3" w:uiPriority="51"/>
+    <w:lsdException w:name="List Table 7 Colorful Accent 3" w:uiPriority="52"/>
+    <w:lsdException w:name="List Table 1 Light Accent 4" w:uiPriority="46"/>
+    <w:lsdException w:name="List Table 2 Accent 4" w:uiPriority="47"/>
+    <w:lsdException w:name="List Table 3 Accent 4" w:uiPriority="48"/>
+    <w:lsdException w:name="List Table 4 Accent 4" w:uiPriority="49"/>
+    <w:lsdException w:name="List Table 5 Dark Accent 4" w:uiPriority="50"/>
+    <w:lsdException w:name="List Table 6 Colorful Accent 4" w:uiPriority="51"/>
+    <w:lsdException w:name="List Table 7 Colorful Accent 4" w:uiPriority="52"/>
+    <w:lsdException w:name="List Table 1 Light Accent 5" w:uiPriority="46"/>
+    <w:lsdException w:name="List Table 2 Accent 5" w:uiPriority="47"/>
+    <w:lsdException w:name="List Table 3 Accent 5" w:uiPriority="48"/>
+    <w:lsdException w:name="List Table 4 Accent 5" w:uiPriority="49"/>
+    <w:lsdException w:name="List Table 5 Dark Accent 5" w:uiPriority="50"/>
+    <w:lsdException w:name="List Table 6 Colorful Accent 5" w:uiPriority="51"/>
+    <w:lsdException w:name="List Table 7 Colorful Accent 5" w:uiPriority="52"/>
+    <w:lsdException w:name="List Table 1 Light Accent 6" w:uiPriority="46"/>
+    <w:lsdException w:name="List Table 2 Accent 6" w:uiPriority="47"/>
+    <w:lsdException w:name="List Table 3 Accent 6" w:uiPriority="48"/>
+    <w:lsdException w:name="List Table 4 Accent 6" w:uiPriority="49"/>
+    <w:lsdException w:name="List Table 5 Dark Accent 6" w:uiPriority="50"/>
+    <w:lsdException w:name="List Table 6 Colorful Accent 6" w:uiPriority="51"/>
+    <w:lsdException w:name="List Table 7 Colorful Accent 6" w:uiPriority="52"/>
+    <w:lsdException w:name="Mention" w:semiHidden="1" w:unhideWhenUsed="1"/>
+    <w:lsdException w:name="Smart Hyperlink" w:semiHidden="1" w:unhideWhenUsed="1"/>
+    <w:lsdException w:name="Hashtag" w:semiHidden="1" w:unhideWhenUsed="1"/>
+    <w:lsdException w:name="Unresolved Mention" w:semiHidden="1" w:unhideWhenUsed="1"/>
+    <w:lsdException w:name="Smart Link" w:semiHidden="1" w:unhideWhenUsed="1"/>
+  </w:latentStyles>
+  <w:style w:type="paragraph" w:default="1" w:styleId="Normal">
+    <w:name w:val="Normal"/>
+    <w:qFormat/>
+  </w:style>
+  <w:style w:type="paragraph" w:styleId="Heading1">
+    <w:name w:val="heading 1"/>
+    <w:uiPriority w:val="9"/>
+    <w:qFormat/>
+    <w:pPr>
+      <w:outlineLvl w:val="0"/>
+    </w:pPr>
+    <w:rPr>
+      <w:color w:val="2E74B5"/>
+      <w:sz w:val="32"/>
+      <w:szCs w:val="32"/>
+    </w:rPr>
+  </w:style>
+  <w:style w:type="paragraph" w:styleId="Heading2">
+    <w:name w:val="heading 2"/>
+    <w:uiPriority w:val="9"/>
+    <w:semiHidden/>
+    <w:unhideWhenUsed/>
+    <w:qFormat/>
+    <w:pPr>
+      <w:outlineLvl w:val="1"/>
+    </w:pPr>
+    <w:rPr>
+      <w:color w:val="2E74B5"/>
+      <w:sz w:val="26"/>
+      <w:szCs w:val="26"/>
+    </w:rPr>
+  </w:style>
+  <w:style w:type="paragraph" w:styleId="Heading3">
+    <w:name w:val="heading 3"/>
+    <w:uiPriority w:val="9"/>
+    <w:semiHidden/>
+    <w:unhideWhenUsed/>
+    <w:qFormat/>
+    <w:pPr>
+      <w:outlineLvl w:val="2"/>
+    </w:pPr>
+    <w:rPr>
+      <w:color w:val="1F4D78"/>
+      <w:sz w:val="24"/>
+      <w:szCs w:val="24"/>
+    </w:rPr>
+  </w:style>
+  <w:style w:type="paragraph" w:styleId="Heading4">
+    <w:name w:val="heading 4"/>
+    <w:uiPriority w:val="9"/>
+    <w:semiHidden/>
+    <w:unhideWhenUsed/>
+    <w:qFormat/>
+    <w:pPr>
+      <w:outlineLvl w:val="3"/>
+    </w:pPr>
+    <w:rPr>
+      <w:i/>
+      <w:iCs/>
+      <w:color w:val="2E74B5"/>
+    </w:rPr>
+  </w:style>
+  <w:style w:type="paragraph" w:styleId="Heading5">
+    <w:name w:val="heading 5"/>
+    <w:uiPriority w:val="9"/>
+    <w:semiHidden/>
+    <w:unhideWhenUsed/>
+    <w:qFormat/>
+    <w:pPr>
+      <w:outlineLvl w:val="4"/>
+    </w:pPr>
+    <w:rPr>
+      <w:color w:val="2E74B5"/>
+    </w:rPr>
+  </w:style>
+  <w:style w:type="paragraph" w:styleId="Heading6">
+    <w:name w:val="heading 6"/>
+    <w:uiPriority w:val="9"/>
+    <w:semiHidden/>
+    <w:unhideWhenUsed/>
+    <w:qFormat/>
+    <w:pPr>
+      <w:outlineLvl w:val="5"/>
+    </w:pPr>
+    <w:rPr>
+      <w:color w:val="1F4D78"/>
+    </w:rPr>
+  </w:style>
+  <w:style w:type="character" w:default="1" w:styleId="DefaultParagraphFont">
+    <w:name w:val="Default Paragraph Font"/>
+    <w:uiPriority w:val="1"/>
+    <w:semiHidden/>
+    <w:unhideWhenUsed/>
+  </w:style>
+  <w:style w:type="table" w:default="1" w:styleId="TableNormal">
+    <w:name w:val="Normal Table"/>
+    <w:uiPriority w:val="99"/>
+    <w:semiHidden/>
+    <w:unhideWhenUsed/>
+    <w:tblPr>
+      <w:tblInd w:w="0" w:type="dxa"/>
+      <w:tblCellMar>
+        <w:top w:w="0" w:type="dxa"/>
+        <w:left w:w="108" w:type="dxa"/>
+        <w:bottom w:w="0" w:type="dxa"/>
+        <w:right w:w="108" w:type="dxa"/>
+      </w:tblCellMar>
+    </w:tblPr>
+  </w:style>
+  <w:style w:type="numbering" w:default="1" w:styleId="NoList">
+    <w:name w:val="No List"/>
+    <w:uiPriority w:val="99"/>
+    <w:semiHidden/>
+    <w:unhideWhenUsed/>
+  </w:style>
   <w:style w:type="paragraph" w:styleId="Title">
     <w:name w:val="Title"/>
-    <w:basedOn w:val="Normal"/>
-    <w:next w:val="Normal"/>
+    <w:uiPriority w:val="10"/>
     <w:qFormat/>
     <w:rPr>
       <w:sz w:val="56"/>
       <w:szCs w:val="56"/>
     </w:rPr>
   </w:style>
-  <w:style w:type="paragraph" w:styleId="Heading1">
-    <w:name w:val="Heading 1"/>
-    <w:basedOn w:val="Normal"/>
-    <w:next w:val="Normal"/>
-    <w:qFormat/>
-    <w:rPr>
-      <w:color w:val="2E74B5"/>
-      <w:sz w:val="32"/>
-      <w:szCs w:val="32"/>
-    </w:rPr>
-  </w:style>
-  <w:style w:type="paragraph" w:styleId="Heading2">
-    <w:name w:val="Heading 2"/>
-    <w:basedOn w:val="Normal"/>
-    <w:next w:val="Normal"/>
-    <w:qFormat/>
-    <w:rPr>
-      <w:color w:val="2E74B5"/>
-      <w:sz w:val="26"/>
-      <w:szCs w:val="26"/>
-    </w:rPr>
-  </w:style>
-  <w:style w:type="paragraph" w:styleId="Heading3">
-    <w:name w:val="Heading 3"/>
-    <w:basedOn w:val="Normal"/>
-    <w:next w:val="Normal"/>
-    <w:qFormat/>
-    <w:rPr>
-      <w:color w:val="1F4D78"/>
-      <w:sz w:val="24"/>
-      <w:szCs w:val="24"/>
-    </w:rPr>
-  </w:style>
-  <w:style w:type="paragraph" w:styleId="Heading4">
-    <w:name w:val="Heading 4"/>
-    <w:basedOn w:val="Normal"/>
-    <w:next w:val="Normal"/>
-    <w:qFormat/>
-    <w:rPr>
-      <w:i/>
-      <w:iCs/>
-      <w:color w:val="2E74B5"/>
-    </w:rPr>
-  </w:style>
-  <w:style w:type="paragraph" w:styleId="Heading5">
-    <w:name w:val="Heading 5"/>
-    <w:basedOn w:val="Normal"/>
-    <w:next w:val="Normal"/>
-    <w:qFormat/>
-    <w:rPr>
-      <w:color w:val="2E74B5"/>
-    </w:rPr>
-  </w:style>
-  <w:style w:type="paragraph" w:styleId="Heading6">
-    <w:name w:val="Heading 6"/>
-    <w:basedOn w:val="Normal"/>
-    <w:next w:val="Normal"/>
-    <w:qFormat/>
-    <w:rPr>
-      <w:color w:val="1F4D78"/>
-    </w:rPr>
-  </w:style>
-  <w:style w:type="paragraph" w:styleId="Strong">
-    <w:name w:val="Strong"/>
-    <w:basedOn w:val="Normal"/>
-    <w:next w:val="Normal"/>
+  <w:style w:type="paragraph" w:customStyle="1" w:styleId="Strong1">
+    <w:name w:val="Strong1"/>
     <w:qFormat/>
     <w:rPr>
       <w:b/>
@@ -618,12 +1263,10 @@
   </w:style>
   <w:style w:type="paragraph" w:styleId="ListParagraph">
     <w:name w:val="List Paragraph"/>
-    <w:basedOn w:val="Normal"/>
     <w:qFormat/>
   </w:style>
   <w:style w:type="character" w:styleId="Hyperlink">
     <w:name w:val="Hyperlink"/>
-    <w:basedOn w:val="DefaultParagraphFont"/>
     <w:uiPriority w:val="99"/>
     <w:unhideWhenUsed/>
     <w:rPr>
@@ -633,7 +1276,6 @@
   </w:style>
   <w:style w:type="character" w:styleId="FootnoteReference">
     <w:name w:val="footnote reference"/>
-    <w:basedOn w:val="DefaultParagraphFont"/>
     <w:uiPriority w:val="99"/>
     <w:semiHidden/>
     <w:unhideWhenUsed/>
@@ -643,22 +1285,13 @@
   </w:style>
   <w:style w:type="paragraph" w:styleId="FootnoteText">
     <w:name w:val="footnote text"/>
-    <w:basedOn w:val="Normal"/>
     <w:link w:val="FootnoteTextChar"/>
     <w:uiPriority w:val="99"/>
     <w:semiHidden/>
     <w:unhideWhenUsed/>
-    <w:pPr>
-      <w:spacing w:after="0" w:line="240" w:lineRule="auto"/>
-    </w:pPr>
-    <w:rPr>
-      <w:sz w:val="20"/>
-      <w:szCs w:val="20"/>
-    </w:rPr>
-  </w:style>
-  <w:style w:type="character" w:styleId="FootnoteTextChar">
+  </w:style>
+  <w:style w:type="character" w:customStyle="1" w:styleId="FootnoteTextChar">
     <w:name w:val="Footnote Text Char"/>
-    <w:basedOn w:val="DefaultParagraphFont"/>
     <w:link w:val="FootnoteText"/>
     <w:uiPriority w:val="99"/>
     <w:semiHidden/>
@@ -670,7 +1303,6 @@
   </w:style>
   <w:style w:type="character" w:styleId="EndnoteReference">
     <w:name w:val="endnote reference"/>
-    <w:basedOn w:val="DefaultParagraphFont"/>
     <w:uiPriority w:val="99"/>
     <w:semiHidden/>
     <w:unhideWhenUsed/>
@@ -680,22 +1312,13 @@
   </w:style>
   <w:style w:type="paragraph" w:styleId="EndnoteText">
     <w:name w:val="endnote text"/>
-    <w:basedOn w:val="Normal"/>
     <w:link w:val="EndnoteTextChar"/>
     <w:uiPriority w:val="99"/>
     <w:semiHidden/>
     <w:unhideWhenUsed/>
-    <w:pPr>
-      <w:spacing w:after="0" w:line="240" w:lineRule="auto"/>
-    </w:pPr>
-    <w:rPr>
-      <w:sz w:val="20"/>
-      <w:szCs w:val="20"/>
-    </w:rPr>
-  </w:style>
-  <w:style w:type="character" w:styleId="EndnoteTextChar">
+  </w:style>
+  <w:style w:type="character" w:customStyle="1" w:styleId="EndnoteTextChar">
     <w:name w:val="Endnote Text Char"/>
-    <w:basedOn w:val="DefaultParagraphFont"/>
     <w:link w:val="EndnoteText"/>
     <w:uiPriority w:val="99"/>
     <w:semiHidden/>
@@ -706,4 +1329,319 @@
     </w:rPr>
   </w:style>
 </w:styles>
+</file>
+
+<file path=word/theme/theme1.xml><?xml version="1.0" encoding="utf-8"?>
+<a:theme xmlns:a="http://schemas.openxmlformats.org/drawingml/2006/main" name="Office Theme">
+  <a:themeElements>
+    <a:clrScheme name="Office">
+      <a:dk1>
+        <a:sysClr val="windowText" lastClr="000000"/>
+      </a:dk1>
+      <a:lt1>
+        <a:sysClr val="window" lastClr="FFFFFF"/>
+      </a:lt1>
+      <a:dk2>
+        <a:srgbClr val="0E2841"/>
+      </a:dk2>
+      <a:lt2>
+        <a:srgbClr val="E8E8E8"/>
+      </a:lt2>
+      <a:accent1>
+        <a:srgbClr val="156082"/>
+      </a:accent1>
+      <a:accent2>
+        <a:srgbClr val="E97132"/>
+      </a:accent2>
+      <a:accent3>
+        <a:srgbClr val="196B24"/>
+      </a:accent3>
+      <a:accent4>
+        <a:srgbClr val="0F9ED5"/>
+      </a:accent4>
+      <a:accent5>
+        <a:srgbClr val="A02B93"/>
+      </a:accent5>
+      <a:accent6>
+        <a:srgbClr val="4EA72E"/>
+      </a:accent6>
+      <a:hlink>
+        <a:srgbClr val="467886"/>
+      </a:hlink>
+      <a:folHlink>
+        <a:srgbClr val="96607D"/>
+      </a:folHlink>
+    </a:clrScheme>
+    <a:fontScheme name="Office">
+      <a:majorFont>
+        <a:latin typeface="Aptos Display" panose="02110004020202020204"/>
+        <a:ea typeface=""/>
+        <a:cs typeface=""/>
+        <a:font script="Jpan" typeface="游ゴシック Light"/>
+        <a:font script="Hang" typeface="맑은 고딕"/>
+        <a:font script="Hans" typeface="等线 Light"/>
+        <a:font script="Hant" typeface="新細明體"/>
+        <a:font script="Arab" typeface="Times New Roman"/>
+        <a:font script="Hebr" typeface="Times New Roman"/>
+        <a:font script="Thai" typeface="Angsana New"/>
+        <a:font script="Ethi" typeface="Nyala"/>
+        <a:font script="Beng" typeface="Vrinda"/>
+        <a:font script="Gujr" typeface="Shruti"/>
+        <a:font script="Khmr" typeface="MoolBoran"/>
+        <a:font script="Knda" typeface="Tunga"/>
+        <a:font script="Guru" typeface="Raavi"/>
+        <a:font script="Cans" typeface="Euphemia"/>
+        <a:font script="Cher" typeface="Plantagenet Cherokee"/>
+        <a:font script="Yiii" typeface="Microsoft Yi Baiti"/>
+        <a:font script="Tibt" typeface="Microsoft Himalaya"/>
+        <a:font script="Thaa" typeface="MV Boli"/>
+        <a:font script="Deva" typeface="Mangal"/>
+        <a:font script="Telu" typeface="Gautami"/>
+        <a:font script="Taml" typeface="Latha"/>
+        <a:font script="Syrc" typeface="Estrangelo Edessa"/>
+        <a:font script="Orya" typeface="Kalinga"/>
+        <a:font script="Mlym" typeface="Kartika"/>
+        <a:font script="Laoo" typeface="DokChampa"/>
+        <a:font script="Sinh" typeface="Iskoola Pota"/>
+        <a:font script="Mong" typeface="Mongolian Baiti"/>
+        <a:font script="Viet" typeface="Times New Roman"/>
+        <a:font script="Uigh" typeface="Microsoft Uighur"/>
+        <a:font script="Geor" typeface="Sylfaen"/>
+        <a:font script="Armn" typeface="Arial"/>
+        <a:font script="Bugi" typeface="Leelawadee UI"/>
+        <a:font script="Bopo" typeface="Microsoft JhengHei"/>
+        <a:font script="Java" typeface="Javanese Text"/>
+        <a:font script="Lisu" typeface="Segoe UI"/>
+        <a:font script="Mymr" typeface="Myanmar Text"/>
+        <a:font script="Nkoo" typeface="Ebrima"/>
+        <a:font script="Olck" typeface="Nirmala UI"/>
+        <a:font script="Osma" typeface="Ebrima"/>
+        <a:font script="Phag" typeface="Phagspa"/>
+        <a:font script="Syrn" typeface="Estrangelo Edessa"/>
+        <a:font script="Syrj" typeface="Estrangelo Edessa"/>
+        <a:font script="Syre" typeface="Estrangelo Edessa"/>
+        <a:font script="Sora" typeface="Nirmala UI"/>
+        <a:font script="Tale" typeface="Microsoft Tai Le"/>
+        <a:font script="Talu" typeface="Microsoft New Tai Lue"/>
+        <a:font script="Tfng" typeface="Ebrima"/>
+      </a:majorFont>
+      <a:minorFont>
+        <a:latin typeface="Aptos" panose="02110004020202020204"/>
+        <a:ea typeface=""/>
+        <a:cs typeface=""/>
+        <a:font script="Jpan" typeface="游明朝"/>
+        <a:font script="Hang" typeface="맑은 고딕"/>
+        <a:font script="Hans" typeface="等线"/>
+        <a:font script="Hant" typeface="新細明體"/>
+        <a:font script="Arab" typeface="Arial"/>
+        <a:font script="Hebr" typeface="Arial"/>
+        <a:font script="Thai" typeface="Cordia New"/>
+        <a:font script="Ethi" typeface="Nyala"/>
+        <a:font script="Beng" typeface="Vrinda"/>
+        <a:font script="Gujr" typeface="Shruti"/>
+        <a:font script="Khmr" typeface="DaunPenh"/>
+        <a:font script="Knda" typeface="Tunga"/>
+        <a:font script="Guru" typeface="Raavi"/>
+        <a:font script="Cans" typeface="Euphemia"/>
+        <a:font script="Cher" typeface="Plantagenet Cherokee"/>
+        <a:font script="Yiii" typeface="Microsoft Yi Baiti"/>
+        <a:font script="Tibt" typeface="Microsoft Himalaya"/>
+        <a:font script="Thaa" typeface="MV Boli"/>
+        <a:font script="Deva" typeface="Mangal"/>
+        <a:font script="Telu" typeface="Gautami"/>
+        <a:font script="Taml" typeface="Latha"/>
+        <a:font script="Syrc" typeface="Estrangelo Edessa"/>
+        <a:font script="Orya" typeface="Kalinga"/>
+        <a:font script="Mlym" typeface="Kartika"/>
+        <a:font script="Laoo" typeface="DokChampa"/>
+        <a:font script="Sinh" typeface="Iskoola Pota"/>
+        <a:font script="Mong" typeface="Mongolian Baiti"/>
+        <a:font script="Viet" typeface="Arial"/>
+        <a:font script="Uigh" typeface="Microsoft Uighur"/>
+        <a:font script="Geor" typeface="Sylfaen"/>
+        <a:font script="Armn" typeface="Arial"/>
+        <a:font script="Bugi" typeface="Leelawadee UI"/>
+        <a:font script="Bopo" typeface="Microsoft JhengHei"/>
+        <a:font script="Java" typeface="Javanese Text"/>
+        <a:font script="Lisu" typeface="Segoe UI"/>
+        <a:font script="Mymr" typeface="Myanmar Text"/>
+        <a:font script="Nkoo" typeface="Ebrima"/>
+        <a:font script="Olck" typeface="Nirmala UI"/>
+        <a:font script="Osma" typeface="Ebrima"/>
+        <a:font script="Phag" typeface="Phagspa"/>
+        <a:font script="Syrn" typeface="Estrangelo Edessa"/>
+        <a:font script="Syrj" typeface="Estrangelo Edessa"/>
+        <a:font script="Syre" typeface="Estrangelo Edessa"/>
+        <a:font script="Sora" typeface="Nirmala UI"/>
+        <a:font script="Tale" typeface="Microsoft Tai Le"/>
+        <a:font script="Talu" typeface="Microsoft New Tai Lue"/>
+        <a:font script="Tfng" typeface="Ebrima"/>
+      </a:minorFont>
+    </a:fontScheme>
+    <a:fmtScheme name="Office">
+      <a:fillStyleLst>
+        <a:solidFill>
+          <a:schemeClr val="phClr"/>
+        </a:solidFill>
+        <a:gradFill rotWithShape="1">
+          <a:gsLst>
+            <a:gs pos="0">
+              <a:schemeClr val="phClr">
+                <a:lumMod val="110000"/>
+                <a:satMod val="105000"/>
+                <a:tint val="67000"/>
+              </a:schemeClr>
+            </a:gs>
+            <a:gs pos="50000">
+              <a:schemeClr val="phClr">
+                <a:lumMod val="105000"/>
+                <a:satMod val="103000"/>
+                <a:tint val="73000"/>
+              </a:schemeClr>
+            </a:gs>
+            <a:gs pos="100000">
+              <a:schemeClr val="phClr">
+                <a:lumMod val="105000"/>
+                <a:satMod val="109000"/>
+                <a:tint val="81000"/>
+              </a:schemeClr>
+            </a:gs>
+          </a:gsLst>
+          <a:lin ang="5400000" scaled="0"/>
+        </a:gradFill>
+        <a:gradFill rotWithShape="1">
+          <a:gsLst>
+            <a:gs pos="0">
+              <a:schemeClr val="phClr">
+                <a:satMod val="103000"/>
+                <a:lumMod val="102000"/>
+                <a:tint val="94000"/>
+              </a:schemeClr>
+            </a:gs>
+            <a:gs pos="50000">
+              <a:schemeClr val="phClr">
+                <a:satMod val="110000"/>
+                <a:lumMod val="100000"/>
+                <a:shade val="100000"/>
+              </a:schemeClr>
+            </a:gs>
+            <a:gs pos="100000">
+              <a:schemeClr val="phClr">
+                <a:lumMod val="99000"/>
+                <a:satMod val="120000"/>
+                <a:shade val="78000"/>
+              </a:schemeClr>
+            </a:gs>
+          </a:gsLst>
+          <a:lin ang="5400000" scaled="0"/>
+        </a:gradFill>
+      </a:fillStyleLst>
+      <a:lnStyleLst>
+        <a:ln w="12700" cap="flat" cmpd="sng" algn="ctr">
+          <a:solidFill>
+            <a:schemeClr val="phClr"/>
+          </a:solidFill>
+          <a:prstDash val="solid"/>
+          <a:miter lim="800000"/>
+        </a:ln>
+        <a:ln w="19050" cap="flat" cmpd="sng" algn="ctr">
+          <a:solidFill>
+            <a:schemeClr val="phClr"/>
+          </a:solidFill>
+          <a:prstDash val="solid"/>
+          <a:miter lim="800000"/>
+        </a:ln>
+        <a:ln w="25400" cap="flat" cmpd="sng" algn="ctr">
+          <a:solidFill>
+            <a:schemeClr val="phClr"/>
+          </a:solidFill>
+          <a:prstDash val="solid"/>
+          <a:miter lim="800000"/>
+        </a:ln>
+      </a:lnStyleLst>
+      <a:effectStyleLst>
+        <a:effectStyle>
+          <a:effectLst/>
+        </a:effectStyle>
+        <a:effectStyle>
+          <a:effectLst/>
+        </a:effectStyle>
+        <a:effectStyle>
+          <a:effectLst>
+            <a:outerShdw blurRad="57150" dist="19050" dir="5400000" algn="ctr" rotWithShape="0">
+              <a:srgbClr val="000000">
+                <a:alpha val="63000"/>
+              </a:srgbClr>
+            </a:outerShdw>
+          </a:effectLst>
+        </a:effectStyle>
+      </a:effectStyleLst>
+      <a:bgFillStyleLst>
+        <a:solidFill>
+          <a:schemeClr val="phClr"/>
+        </a:solidFill>
+        <a:solidFill>
+          <a:schemeClr val="phClr">
+            <a:tint val="95000"/>
+            <a:satMod val="170000"/>
+          </a:schemeClr>
+        </a:solidFill>
+        <a:gradFill rotWithShape="1">
+          <a:gsLst>
+            <a:gs pos="0">
+              <a:schemeClr val="phClr">
+                <a:tint val="93000"/>
+                <a:satMod val="150000"/>
+                <a:shade val="98000"/>
+                <a:lumMod val="102000"/>
+              </a:schemeClr>
+            </a:gs>
+            <a:gs pos="50000">
+              <a:schemeClr val="phClr">
+                <a:tint val="98000"/>
+                <a:satMod val="130000"/>
+                <a:shade val="90000"/>
+                <a:lumMod val="103000"/>
+              </a:schemeClr>
+            </a:gs>
+            <a:gs pos="100000">
+              <a:schemeClr val="phClr">
+                <a:shade val="63000"/>
+                <a:satMod val="120000"/>
+              </a:schemeClr>
+            </a:gs>
+          </a:gsLst>
+          <a:lin ang="5400000" scaled="0"/>
+        </a:gradFill>
+      </a:bgFillStyleLst>
+    </a:fmtScheme>
+  </a:themeElements>
+  <a:objectDefaults>
+    <a:lnDef>
+      <a:spPr/>
+      <a:bodyPr/>
+      <a:lstStyle/>
+      <a:style>
+        <a:lnRef idx="2">
+          <a:schemeClr val="accent1"/>
+        </a:lnRef>
+        <a:fillRef idx="0">
+          <a:schemeClr val="accent1"/>
+        </a:fillRef>
+        <a:effectRef idx="1">
+          <a:schemeClr val="accent1"/>
+        </a:effectRef>
+        <a:fontRef idx="minor">
+          <a:schemeClr val="tx1"/>
+        </a:fontRef>
+      </a:style>
+    </a:lnDef>
+  </a:objectDefaults>
+  <a:extraClrSchemeLst/>
+  <a:extLst>
+    <a:ext uri="{05A4C25C-085E-4340-85A3-A5531E510DB2}">
+      <thm15:themeFamily xmlns:thm15="http://schemas.microsoft.com/office/thememl/2012/main" name="Office Theme" id="{2E142A2C-CD16-42D6-873A-C26D2A0506FA}" vid="{1BDDFF52-6CD6-40A5-AB3C-68EB2F1E4D0A}"/>
+    </a:ext>
+  </a:extLst>
+</a:theme>
 </file>